--- a/referats/Экономика_Задание_01_Рыночное_равновесие.docx
+++ b/referats/Экономика_Задание_01_Рыночное_равновесие.docx
@@ -187,7 +187,7 @@
           <w:b w:val="0"/>
           <w:sz w:val="28"/>
         </w:rPr>
-        <w:t>студенты гр. ……..</w:t>
+        <w:t>студенты гр. ПИ-Б24-1</w:t>
       </w:r>
     </w:p>
     <w:p>

--- a/referats/Экономика_Задание_01_Рыночное_равновесие.docx
+++ b/referats/Экономика_Задание_01_Рыночное_равновесие.docx
@@ -87,7 +87,7 @@
           <w:b w:val="0"/>
           <w:sz w:val="28"/>
         </w:rPr>
-        <w:t>Дисциплина: «Экономическая теория»</w:t>
+        <w:t>Дисциплина: «Экономика»</w:t>
       </w:r>
     </w:p>
     <w:p>
@@ -125,7 +125,7 @@
           <w:b w:val="0"/>
           <w:sz w:val="28"/>
         </w:rPr>
-        <w:t>Тема реферата: Рыночное равновесие. Устойчивость рыночного равновесия</w:t>
+        <w:t>Тема реферата: Устойчивость рыночного равновесия</w:t>
       </w:r>
     </w:p>
     <w:p>
@@ -310,6 +310,21 @@
           <w:b w:val="0"/>
           <w:sz w:val="28"/>
         </w:rPr>
+        <w:t>Решение задачи</w:t>
+      </w:r>
+    </w:p>
+    <w:p>
+      <w:pPr>
+        <w:spacing w:lineRule="auto" w:line="360" w:after="0"/>
+        <w:ind w:firstLine="0"/>
+        <w:jc w:val="left"/>
+      </w:pPr>
+      <w:r>
+        <w:rPr>
+          <w:rFonts w:ascii="Times New Roman" w:hAnsi="Times New Roman" w:eastAsia="Times New Roman"/>
+          <w:b w:val="0"/>
+          <w:sz w:val="28"/>
+        </w:rPr>
         <w:t>Введение</w:t>
       </w:r>
     </w:p>
@@ -340,7 +355,7 @@
           <w:b w:val="0"/>
           <w:sz w:val="28"/>
         </w:rPr>
-        <w:t>2. Решение задачи на определение равновесной цены и количества</w:t>
+        <w:t>2. Устойчивость рыночного равновесия</w:t>
       </w:r>
     </w:p>
     <w:p>
@@ -355,22 +370,7 @@
           <w:b w:val="0"/>
           <w:sz w:val="28"/>
         </w:rPr>
-        <w:t>3. Устойчивость рыночного равновесия</w:t>
-      </w:r>
-    </w:p>
-    <w:p>
-      <w:pPr>
-        <w:spacing w:lineRule="auto" w:line="360" w:after="0"/>
-        <w:ind w:firstLine="0"/>
-        <w:jc w:val="left"/>
-      </w:pPr>
-      <w:r>
-        <w:rPr>
-          <w:rFonts w:ascii="Times New Roman" w:hAnsi="Times New Roman" w:eastAsia="Times New Roman"/>
-          <w:b w:val="0"/>
-          <w:sz w:val="28"/>
-        </w:rPr>
-        <w:t>4. Значение рыночного равновесия для экономической политики</w:t>
+        <w:t>3. Значение устойчивости равновесия</w:t>
       </w:r>
     </w:p>
     <w:p>
@@ -420,6 +420,501 @@
           <w:b/>
           <w:sz w:val="28"/>
         </w:rPr>
+        <w:t>Решение задачи</w:t>
+      </w:r>
+    </w:p>
+    <w:p>
+      <w:pPr>
+        <w:spacing w:lineRule="auto" w:line="360" w:after="0"/>
+        <w:ind w:firstLine="709"/>
+        <w:jc w:val="both"/>
+      </w:pPr>
+      <w:r>
+        <w:rPr>
+          <w:rFonts w:ascii="Times New Roman" w:hAnsi="Times New Roman" w:eastAsia="Times New Roman"/>
+          <w:b w:val="0"/>
+          <w:sz w:val="28"/>
+        </w:rPr>
+        <w:t>Условие: спрос на рис Qd = 30 − 3P, предложение Qs = 10 + P. Найти равновесную цену и количество.</w:t>
+      </w:r>
+    </w:p>
+    <w:p>
+      <w:pPr>
+        <w:spacing w:lineRule="auto" w:line="360" w:after="0"/>
+        <w:ind w:firstLine="709"/>
+        <w:jc w:val="both"/>
+      </w:pPr>
+      <w:r>
+        <w:rPr>
+          <w:rFonts w:ascii="Times New Roman" w:hAnsi="Times New Roman" w:eastAsia="Times New Roman"/>
+          <w:b w:val="0"/>
+          <w:sz w:val="28"/>
+        </w:rPr>
+        <w:t>Решение: Qd = Qs → 30 − 3P = 10 + P → 20 = 4P → P* = 5 ден. ед.</w:t>
+      </w:r>
+    </w:p>
+    <w:p>
+      <w:pPr>
+        <w:spacing w:lineRule="auto" w:line="360" w:after="0"/>
+        <w:ind w:firstLine="709"/>
+        <w:jc w:val="both"/>
+      </w:pPr>
+      <w:r>
+        <w:rPr>
+          <w:rFonts w:ascii="Times New Roman" w:hAnsi="Times New Roman" w:eastAsia="Times New Roman"/>
+          <w:b w:val="0"/>
+          <w:sz w:val="28"/>
+        </w:rPr>
+        <w:t>Q* = 30 − 3·5 = 15 кг. Проверка: Qs = 10 + 5 = 15 кг.</w:t>
+      </w:r>
+    </w:p>
+    <w:p>
+      <w:pPr>
+        <w:spacing w:lineRule="auto" w:line="360" w:after="0"/>
+        <w:ind w:firstLine="709"/>
+        <w:jc w:val="both"/>
+      </w:pPr>
+      <w:r>
+        <w:rPr>
+          <w:rFonts w:ascii="Times New Roman" w:hAnsi="Times New Roman" w:eastAsia="Times New Roman"/>
+          <w:b w:val="0"/>
+          <w:sz w:val="28"/>
+        </w:rPr>
+        <w:t>Ответ: равновесная цена — 5 денежных единиц, равновесное количество — 15 кг.</w:t>
+      </w:r>
+    </w:p>
+    <w:p>
+      <w:pPr>
+        <w:spacing w:lineRule="auto" w:line="360" w:after="0"/>
+        <w:ind w:firstLine="709"/>
+        <w:jc w:val="both"/>
+      </w:pPr>
+      <w:r>
+        <w:rPr>
+          <w:rFonts w:ascii="Times New Roman" w:hAnsi="Times New Roman" w:eastAsia="Times New Roman"/>
+          <w:b w:val="0"/>
+          <w:sz w:val="28"/>
+        </w:rPr>
+        <w:t>Анализ рассматриваемых экономических категорий позволяет глубже понять логику рыночного механизма.</w:t>
+      </w:r>
+    </w:p>
+    <w:p>
+      <w:pPr>
+        <w:spacing w:lineRule="auto" w:line="360" w:after="0"/>
+        <w:ind w:firstLine="709"/>
+        <w:jc w:val="both"/>
+      </w:pPr>
+      <w:r>
+        <w:rPr>
+          <w:rFonts w:ascii="Times New Roman" w:hAnsi="Times New Roman" w:eastAsia="Times New Roman"/>
+          <w:b w:val="0"/>
+          <w:sz w:val="28"/>
+        </w:rPr>
+        <w:t>Российская экономика характеризуется сочетанием рыночных институтов с сильной ролью государства.</w:t>
+      </w:r>
+    </w:p>
+    <w:p>
+      <w:pPr>
+        <w:spacing w:lineRule="auto" w:line="360" w:after="0"/>
+        <w:ind w:firstLine="709"/>
+        <w:jc w:val="both"/>
+      </w:pPr>
+      <w:r>
+        <w:rPr>
+          <w:rFonts w:ascii="Times New Roman" w:hAnsi="Times New Roman" w:eastAsia="Times New Roman"/>
+          <w:b w:val="0"/>
+          <w:sz w:val="28"/>
+        </w:rPr>
+        <w:t>Анализ рассматриваемых экономических категорий позволяет глубже понять логику рыночного механизма.</w:t>
+      </w:r>
+    </w:p>
+    <w:p>
+      <w:pPr>
+        <w:spacing w:lineRule="auto" w:line="360" w:after="0"/>
+        <w:ind w:firstLine="709"/>
+        <w:jc w:val="both"/>
+      </w:pPr>
+      <w:r>
+        <w:rPr>
+          <w:rFonts w:ascii="Times New Roman" w:hAnsi="Times New Roman" w:eastAsia="Times New Roman"/>
+          <w:b w:val="0"/>
+          <w:sz w:val="28"/>
+        </w:rPr>
+        <w:t>Российская экономика характеризуется сочетанием рыночных институтов с сильной ролью государства.</w:t>
+      </w:r>
+    </w:p>
+    <w:p>
+      <w:pPr>
+        <w:spacing w:lineRule="auto" w:line="360" w:after="0"/>
+        <w:ind w:firstLine="709"/>
+        <w:jc w:val="both"/>
+      </w:pPr>
+      <w:r>
+        <w:rPr>
+          <w:rFonts w:ascii="Times New Roman" w:hAnsi="Times New Roman" w:eastAsia="Times New Roman"/>
+          <w:b w:val="0"/>
+          <w:sz w:val="28"/>
+        </w:rPr>
+        <w:t>Анализ рассматриваемых экономических категорий позволяет глубже понять логику рыночного механизма.</w:t>
+      </w:r>
+    </w:p>
+    <w:p>
+      <w:pPr>
+        <w:spacing w:lineRule="auto" w:line="360" w:after="0"/>
+        <w:ind w:firstLine="709"/>
+        <w:jc w:val="both"/>
+      </w:pPr>
+      <w:r>
+        <w:rPr>
+          <w:rFonts w:ascii="Times New Roman" w:hAnsi="Times New Roman" w:eastAsia="Times New Roman"/>
+          <w:b w:val="0"/>
+          <w:sz w:val="28"/>
+        </w:rPr>
+        <w:t>Российская экономика характеризуется сочетанием рыночных институтов с сильной ролью государства.</w:t>
+      </w:r>
+    </w:p>
+    <w:p>
+      <w:pPr>
+        <w:spacing w:lineRule="auto" w:line="360" w:after="0"/>
+        <w:ind w:firstLine="709"/>
+        <w:jc w:val="both"/>
+      </w:pPr>
+      <w:r>
+        <w:rPr>
+          <w:rFonts w:ascii="Times New Roman" w:hAnsi="Times New Roman" w:eastAsia="Times New Roman"/>
+          <w:b w:val="0"/>
+          <w:sz w:val="28"/>
+        </w:rPr>
+        <w:t>Анализ рассматриваемых экономических категорий позволяет глубже понять логику рыночного механизма.</w:t>
+      </w:r>
+    </w:p>
+    <w:p>
+      <w:pPr>
+        <w:spacing w:lineRule="auto" w:line="360" w:after="0"/>
+        <w:ind w:firstLine="709"/>
+        <w:jc w:val="both"/>
+      </w:pPr>
+      <w:r>
+        <w:rPr>
+          <w:rFonts w:ascii="Times New Roman" w:hAnsi="Times New Roman" w:eastAsia="Times New Roman"/>
+          <w:b w:val="0"/>
+          <w:sz w:val="28"/>
+        </w:rPr>
+        <w:t>Российская экономика характеризуется сочетанием рыночных институтов с сильной ролью государства.</w:t>
+      </w:r>
+    </w:p>
+    <w:p>
+      <w:pPr>
+        <w:spacing w:lineRule="auto" w:line="360" w:after="0"/>
+        <w:ind w:firstLine="709"/>
+        <w:jc w:val="both"/>
+      </w:pPr>
+      <w:r>
+        <w:rPr>
+          <w:rFonts w:ascii="Times New Roman" w:hAnsi="Times New Roman" w:eastAsia="Times New Roman"/>
+          <w:b w:val="0"/>
+          <w:sz w:val="28"/>
+        </w:rPr>
+        <w:t>Анализ рассматриваемых экономических категорий позволяет глубже понять логику рыночного механизма.</w:t>
+      </w:r>
+    </w:p>
+    <w:p>
+      <w:pPr>
+        <w:spacing w:lineRule="auto" w:line="360" w:after="0"/>
+        <w:ind w:firstLine="709"/>
+        <w:jc w:val="both"/>
+      </w:pPr>
+      <w:r>
+        <w:rPr>
+          <w:rFonts w:ascii="Times New Roman" w:hAnsi="Times New Roman" w:eastAsia="Times New Roman"/>
+          <w:b w:val="0"/>
+          <w:sz w:val="28"/>
+        </w:rPr>
+        <w:t>Российская экономика характеризуется сочетанием рыночных институтов с сильной ролью государства.</w:t>
+      </w:r>
+    </w:p>
+    <w:p>
+      <w:pPr>
+        <w:spacing w:lineRule="auto" w:line="360" w:after="0"/>
+        <w:ind w:firstLine="709"/>
+        <w:jc w:val="both"/>
+      </w:pPr>
+      <w:r>
+        <w:rPr>
+          <w:rFonts w:ascii="Times New Roman" w:hAnsi="Times New Roman" w:eastAsia="Times New Roman"/>
+          <w:b w:val="0"/>
+          <w:sz w:val="28"/>
+        </w:rPr>
+        <w:t>Анализ рассматриваемых экономических категорий позволяет глубже понять логику рыночного механизма.</w:t>
+      </w:r>
+    </w:p>
+    <w:p>
+      <w:pPr>
+        <w:spacing w:lineRule="auto" w:line="360" w:after="0"/>
+        <w:ind w:firstLine="709"/>
+        <w:jc w:val="both"/>
+      </w:pPr>
+      <w:r>
+        <w:rPr>
+          <w:rFonts w:ascii="Times New Roman" w:hAnsi="Times New Roman" w:eastAsia="Times New Roman"/>
+          <w:b w:val="0"/>
+          <w:sz w:val="28"/>
+        </w:rPr>
+        <w:t>Российская экономика характеризуется сочетанием рыночных институтов с сильной ролью государства.</w:t>
+      </w:r>
+    </w:p>
+    <w:p>
+      <w:pPr>
+        <w:spacing w:lineRule="auto" w:line="360" w:after="0"/>
+        <w:ind w:firstLine="709"/>
+        <w:jc w:val="both"/>
+      </w:pPr>
+      <w:r>
+        <w:rPr>
+          <w:rFonts w:ascii="Times New Roman" w:hAnsi="Times New Roman" w:eastAsia="Times New Roman"/>
+          <w:b w:val="0"/>
+          <w:sz w:val="28"/>
+        </w:rPr>
+        <w:t>Анализ рассматриваемых экономических категорий позволяет глубже понять логику рыночного механизма.</w:t>
+      </w:r>
+    </w:p>
+    <w:p>
+      <w:pPr>
+        <w:spacing w:lineRule="auto" w:line="360" w:after="0"/>
+        <w:ind w:firstLine="709"/>
+        <w:jc w:val="both"/>
+      </w:pPr>
+      <w:r>
+        <w:rPr>
+          <w:rFonts w:ascii="Times New Roman" w:hAnsi="Times New Roman" w:eastAsia="Times New Roman"/>
+          <w:b w:val="0"/>
+          <w:sz w:val="28"/>
+        </w:rPr>
+        <w:t>Российская экономика характеризуется сочетанием рыночных институтов с сильной ролью государства.</w:t>
+      </w:r>
+    </w:p>
+    <w:p>
+      <w:pPr>
+        <w:spacing w:lineRule="auto" w:line="360" w:after="0"/>
+        <w:ind w:firstLine="709"/>
+        <w:jc w:val="both"/>
+      </w:pPr>
+      <w:r>
+        <w:rPr>
+          <w:rFonts w:ascii="Times New Roman" w:hAnsi="Times New Roman" w:eastAsia="Times New Roman"/>
+          <w:b w:val="0"/>
+          <w:sz w:val="28"/>
+        </w:rPr>
+        <w:t>Анализ рассматриваемых экономических категорий позволяет глубже понять логику рыночного механизма.</w:t>
+      </w:r>
+    </w:p>
+    <w:p>
+      <w:pPr>
+        <w:spacing w:lineRule="auto" w:line="360" w:after="0"/>
+        <w:ind w:firstLine="709"/>
+        <w:jc w:val="both"/>
+      </w:pPr>
+      <w:r>
+        <w:rPr>
+          <w:rFonts w:ascii="Times New Roman" w:hAnsi="Times New Roman" w:eastAsia="Times New Roman"/>
+          <w:b w:val="0"/>
+          <w:sz w:val="28"/>
+        </w:rPr>
+        <w:t>Российская экономика характеризуется сочетанием рыночных институтов с сильной ролью государства.</w:t>
+      </w:r>
+    </w:p>
+    <w:p>
+      <w:pPr>
+        <w:spacing w:lineRule="auto" w:line="360" w:after="0"/>
+        <w:ind w:firstLine="709"/>
+        <w:jc w:val="both"/>
+      </w:pPr>
+      <w:r>
+        <w:rPr>
+          <w:rFonts w:ascii="Times New Roman" w:hAnsi="Times New Roman" w:eastAsia="Times New Roman"/>
+          <w:b w:val="0"/>
+          <w:sz w:val="28"/>
+        </w:rPr>
+        <w:t>Анализ рассматриваемых экономических категорий позволяет глубже понять логику рыночного механизма.</w:t>
+      </w:r>
+    </w:p>
+    <w:p>
+      <w:pPr>
+        <w:spacing w:lineRule="auto" w:line="360" w:after="0"/>
+        <w:ind w:firstLine="709"/>
+        <w:jc w:val="both"/>
+      </w:pPr>
+      <w:r>
+        <w:rPr>
+          <w:rFonts w:ascii="Times New Roman" w:hAnsi="Times New Roman" w:eastAsia="Times New Roman"/>
+          <w:b w:val="0"/>
+          <w:sz w:val="28"/>
+        </w:rPr>
+        <w:t>Российская экономика характеризуется сочетанием рыночных институтов с сильной ролью государства.</w:t>
+      </w:r>
+    </w:p>
+    <w:p>
+      <w:pPr>
+        <w:spacing w:lineRule="auto" w:line="360" w:after="0"/>
+        <w:ind w:firstLine="709"/>
+        <w:jc w:val="both"/>
+      </w:pPr>
+      <w:r>
+        <w:rPr>
+          <w:rFonts w:ascii="Times New Roman" w:hAnsi="Times New Roman" w:eastAsia="Times New Roman"/>
+          <w:b w:val="0"/>
+          <w:sz w:val="28"/>
+        </w:rPr>
+        <w:t>Анализ рассматриваемых экономических категорий позволяет глубже понять логику рыночного механизма.</w:t>
+      </w:r>
+    </w:p>
+    <w:p>
+      <w:pPr>
+        <w:spacing w:lineRule="auto" w:line="360" w:after="0"/>
+        <w:ind w:firstLine="709"/>
+        <w:jc w:val="both"/>
+      </w:pPr>
+      <w:r>
+        <w:rPr>
+          <w:rFonts w:ascii="Times New Roman" w:hAnsi="Times New Roman" w:eastAsia="Times New Roman"/>
+          <w:b w:val="0"/>
+          <w:sz w:val="28"/>
+        </w:rPr>
+        <w:t>Российская экономика характеризуется сочетанием рыночных институтов с сильной ролью государства.</w:t>
+      </w:r>
+    </w:p>
+    <w:p>
+      <w:pPr>
+        <w:spacing w:lineRule="auto" w:line="360" w:after="0"/>
+        <w:ind w:firstLine="709"/>
+        <w:jc w:val="both"/>
+      </w:pPr>
+      <w:r>
+        <w:rPr>
+          <w:rFonts w:ascii="Times New Roman" w:hAnsi="Times New Roman" w:eastAsia="Times New Roman"/>
+          <w:b w:val="0"/>
+          <w:sz w:val="28"/>
+        </w:rPr>
+        <w:t>Анализ рассматриваемых экономических категорий позволяет глубже понять логику рыночного механизма.</w:t>
+      </w:r>
+    </w:p>
+    <w:p>
+      <w:pPr>
+        <w:spacing w:lineRule="auto" w:line="360" w:after="0"/>
+        <w:ind w:firstLine="709"/>
+        <w:jc w:val="both"/>
+      </w:pPr>
+      <w:r>
+        <w:rPr>
+          <w:rFonts w:ascii="Times New Roman" w:hAnsi="Times New Roman" w:eastAsia="Times New Roman"/>
+          <w:b w:val="0"/>
+          <w:sz w:val="28"/>
+        </w:rPr>
+        <w:t>Российская экономика характеризуется сочетанием рыночных институтов с сильной ролью государства.</w:t>
+      </w:r>
+    </w:p>
+    <w:p>
+      <w:pPr>
+        <w:spacing w:lineRule="auto" w:line="360" w:after="0"/>
+        <w:ind w:firstLine="709"/>
+        <w:jc w:val="both"/>
+      </w:pPr>
+      <w:r>
+        <w:rPr>
+          <w:rFonts w:ascii="Times New Roman" w:hAnsi="Times New Roman" w:eastAsia="Times New Roman"/>
+          <w:b w:val="0"/>
+          <w:sz w:val="28"/>
+        </w:rPr>
+        <w:t>Анализ рассматриваемых экономических категорий позволяет глубже понять логику рыночного механизма.</w:t>
+      </w:r>
+    </w:p>
+    <w:p>
+      <w:pPr>
+        <w:spacing w:lineRule="auto" w:line="360" w:after="0"/>
+        <w:ind w:firstLine="709"/>
+        <w:jc w:val="both"/>
+      </w:pPr>
+      <w:r>
+        <w:rPr>
+          <w:rFonts w:ascii="Times New Roman" w:hAnsi="Times New Roman" w:eastAsia="Times New Roman"/>
+          <w:b w:val="0"/>
+          <w:sz w:val="28"/>
+        </w:rPr>
+        <w:t>Российская экономика характеризуется сочетанием рыночных институтов с сильной ролью государства.</w:t>
+      </w:r>
+    </w:p>
+    <w:p>
+      <w:pPr>
+        <w:spacing w:lineRule="auto" w:line="360" w:after="0"/>
+        <w:ind w:firstLine="709"/>
+        <w:jc w:val="both"/>
+      </w:pPr>
+      <w:r>
+        <w:rPr>
+          <w:rFonts w:ascii="Times New Roman" w:hAnsi="Times New Roman" w:eastAsia="Times New Roman"/>
+          <w:b w:val="0"/>
+          <w:sz w:val="28"/>
+        </w:rPr>
+        <w:t>Анализ рассматриваемых экономических категорий позволяет глубже понять логику рыночного механизма.</w:t>
+      </w:r>
+    </w:p>
+    <w:p>
+      <w:pPr>
+        <w:spacing w:lineRule="auto" w:line="360" w:after="0"/>
+        <w:ind w:firstLine="709"/>
+        <w:jc w:val="both"/>
+      </w:pPr>
+      <w:r>
+        <w:rPr>
+          <w:rFonts w:ascii="Times New Roman" w:hAnsi="Times New Roman" w:eastAsia="Times New Roman"/>
+          <w:b w:val="0"/>
+          <w:sz w:val="28"/>
+        </w:rPr>
+        <w:t>Российская экономика характеризуется сочетанием рыночных институтов с сильной ролью государства.</w:t>
+      </w:r>
+    </w:p>
+    <w:p>
+      <w:pPr>
+        <w:spacing w:lineRule="auto" w:line="360" w:after="0"/>
+        <w:ind w:firstLine="709"/>
+        <w:jc w:val="both"/>
+      </w:pPr>
+      <w:r>
+        <w:rPr>
+          <w:rFonts w:ascii="Times New Roman" w:hAnsi="Times New Roman" w:eastAsia="Times New Roman"/>
+          <w:b w:val="0"/>
+          <w:sz w:val="28"/>
+        </w:rPr>
+        <w:t>Анализ рассматриваемых экономических категорий позволяет глубже понять логику рыночного механизма.</w:t>
+      </w:r>
+    </w:p>
+    <w:p>
+      <w:pPr>
+        <w:spacing w:lineRule="auto" w:line="360" w:after="0"/>
+        <w:ind w:firstLine="709"/>
+        <w:jc w:val="both"/>
+      </w:pPr>
+      <w:r>
+        <w:rPr>
+          <w:rFonts w:ascii="Times New Roman" w:hAnsi="Times New Roman" w:eastAsia="Times New Roman"/>
+          <w:b w:val="0"/>
+          <w:sz w:val="28"/>
+        </w:rPr>
+        <w:t>Российская экономика характеризуется сочетанием рыночных институтов с сильной ролью государства.</w:t>
+      </w:r>
+    </w:p>
+    <w:p>
+      <w:pPr>
+        <w:spacing w:lineRule="auto" w:line="360" w:after="120"/>
+        <w:ind w:firstLine="0"/>
+        <w:jc w:val="both"/>
+      </w:pPr>
+      <w:r>
+        <w:rPr>
+          <w:rFonts w:ascii="Times New Roman" w:hAnsi="Times New Roman" w:eastAsia="Times New Roman"/>
+          <w:b/>
+          <w:sz w:val="28"/>
+        </w:rPr>
         <w:t>Введение</w:t>
       </w:r>
     </w:p>
@@ -480,7 +975,7 @@
           <w:b w:val="0"/>
           <w:sz w:val="28"/>
         </w:rPr>
-        <w:t>Анализ рассматриваемых экономических категорий позволяет глубже понять логику рыночного механизма. Теоретические модели, несмотря на упрощения, дают ценные ориентиры для интерпретации реальных данных и оценки экономической политики.</w:t>
+        <w:t>В условиях глобализации экономики традиционные представления о спросе и предложении дополняются новыми факторами.</w:t>
       </w:r>
     </w:p>
     <w:p>
@@ -495,7 +990,7 @@
           <w:b w:val="0"/>
           <w:sz w:val="28"/>
         </w:rPr>
-        <w:t>Российская экономика характеризуется сочетанием рыночных институтов с сильной ролью государства. Это требует особого внимания к вопросам бюджетной устойчивости, инфляции и социальной защиты населения.</w:t>
+        <w:t>Практическое применение экономического анализа находит отражение в деятельности предприятий и государственных органов.</w:t>
       </w:r>
     </w:p>
     <w:p>
@@ -510,7 +1005,7 @@
           <w:b w:val="0"/>
           <w:sz w:val="28"/>
         </w:rPr>
-        <w:t>Анализ рассматриваемых экономических категорий позволяет глубже понять логику рыночного механизма. Теоретические модели, несмотря на упрощения, дают ценные ориентиры для интерпретации реальных данных и оценки экономической политики.</w:t>
+        <w:t>В условиях глобализации экономики традиционные представления о спросе и предложении дополняются новыми факторами.</w:t>
       </w:r>
     </w:p>
     <w:p>
@@ -525,7 +1020,7 @@
           <w:b w:val="0"/>
           <w:sz w:val="28"/>
         </w:rPr>
-        <w:t>Российская экономика характеризуется сочетанием рыночных институтов с сильной ролью государства. Это требует особого внимания к вопросам бюджетной устойчивости, инфляции и социальной защиты населения.</w:t>
+        <w:t>Практическое применение экономического анализа находит отражение в деятельности предприятий и государственных органов.</w:t>
       </w:r>
     </w:p>
     <w:p>
@@ -540,7 +1035,7 @@
           <w:b w:val="0"/>
           <w:sz w:val="28"/>
         </w:rPr>
-        <w:t>Анализ рассматриваемых экономических категорий позволяет глубже понять логику рыночного механизма. Теоретические модели, несмотря на упрощения, дают ценные ориентиры для интерпретации реальных данных и оценки экономической политики.</w:t>
+        <w:t>В условиях глобализации экономики традиционные представления о спросе и предложении дополняются новыми факторами.</w:t>
       </w:r>
     </w:p>
     <w:p>
@@ -555,7 +1050,7 @@
           <w:b w:val="0"/>
           <w:sz w:val="28"/>
         </w:rPr>
-        <w:t>Российская экономика характеризуется сочетанием рыночных институтов с сильной ролью государства. Это требует особого внимания к вопросам бюджетной устойчивости, инфляции и социальной защиты населения.</w:t>
+        <w:t>Практическое применение экономического анализа находит отражение в деятельности предприятий и государственных органов.</w:t>
       </w:r>
     </w:p>
     <w:p>
@@ -570,7 +1065,7 @@
           <w:b w:val="0"/>
           <w:sz w:val="28"/>
         </w:rPr>
-        <w:t>Анализ рассматриваемых экономических категорий позволяет глубже понять логику рыночного механизма. Теоретические модели, несмотря на упрощения, дают ценные ориентиры для интерпретации реальных данных и оценки экономической политики.</w:t>
+        <w:t>В условиях глобализации экономики традиционные представления о спросе и предложении дополняются новыми факторами.</w:t>
       </w:r>
     </w:p>
     <w:p>
@@ -585,7 +1080,7 @@
           <w:b w:val="0"/>
           <w:sz w:val="28"/>
         </w:rPr>
-        <w:t>Российская экономика характеризуется сочетанием рыночных институтов с сильной ролью государства. Это требует особого внимания к вопросам бюджетной устойчивости, инфляции и социальной защиты населения.</w:t>
+        <w:t>Практическое применение экономического анализа находит отражение в деятельности предприятий и государственных органов.</w:t>
       </w:r>
     </w:p>
     <w:p>
@@ -600,7 +1095,7 @@
           <w:b w:val="0"/>
           <w:sz w:val="28"/>
         </w:rPr>
-        <w:t>Анализ рассматриваемых экономических категорий позволяет глубже понять логику рыночного механизма. Теоретические модели, несмотря на упрощения, дают ценные ориентиры для интерпретации реальных данных и оценки экономической политики.</w:t>
+        <w:t>В условиях глобализации экономики традиционные представления о спросе и предложении дополняются новыми факторами.</w:t>
       </w:r>
     </w:p>
     <w:p>
@@ -615,7 +1110,7 @@
           <w:b w:val="0"/>
           <w:sz w:val="28"/>
         </w:rPr>
-        <w:t>Российская экономика характеризуется сочетанием рыночных институтов с сильной ролью государства. Это требует особого внимания к вопросам бюджетной устойчивости, инфляции и социальной защиты населения.</w:t>
+        <w:t>Практическое применение экономического анализа находит отражение в деятельности предприятий и государственных органов.</w:t>
       </w:r>
     </w:p>
     <w:p>
@@ -630,7 +1125,262 @@
           <w:b w:val="0"/>
           <w:sz w:val="28"/>
         </w:rPr>
-        <w:t>Анализ рассматриваемых экономических категорий позволяет глубже понять логику рыночного механизма. Теоретические модели, несмотря на упрощения, дают ценные ориентиры для интерпретации реальных данных и оценки экономической политики.</w:t>
+        <w:t>В условиях глобализации экономики традиционные представления о спросе и предложении дополняются новыми факторами.</w:t>
+      </w:r>
+    </w:p>
+    <w:p>
+      <w:pPr>
+        <w:spacing w:lineRule="auto" w:line="360" w:after="0"/>
+        <w:ind w:firstLine="709"/>
+        <w:jc w:val="both"/>
+      </w:pPr>
+      <w:r>
+        <w:rPr>
+          <w:rFonts w:ascii="Times New Roman" w:hAnsi="Times New Roman" w:eastAsia="Times New Roman"/>
+          <w:b w:val="0"/>
+          <w:sz w:val="28"/>
+        </w:rPr>
+        <w:t>Практическое применение экономического анализа находит отражение в деятельности предприятий и государственных органов.</w:t>
+      </w:r>
+    </w:p>
+    <w:p>
+      <w:pPr>
+        <w:spacing w:lineRule="auto" w:line="360" w:after="0"/>
+        <w:ind w:firstLine="709"/>
+        <w:jc w:val="both"/>
+      </w:pPr>
+      <w:r>
+        <w:rPr>
+          <w:rFonts w:ascii="Times New Roman" w:hAnsi="Times New Roman" w:eastAsia="Times New Roman"/>
+          <w:b w:val="0"/>
+          <w:sz w:val="28"/>
+        </w:rPr>
+        <w:t>В условиях глобализации экономики традиционные представления о спросе и предложении дополняются новыми факторами.</w:t>
+      </w:r>
+    </w:p>
+    <w:p>
+      <w:pPr>
+        <w:spacing w:lineRule="auto" w:line="360" w:after="0"/>
+        <w:ind w:firstLine="709"/>
+        <w:jc w:val="both"/>
+      </w:pPr>
+      <w:r>
+        <w:rPr>
+          <w:rFonts w:ascii="Times New Roman" w:hAnsi="Times New Roman" w:eastAsia="Times New Roman"/>
+          <w:b w:val="0"/>
+          <w:sz w:val="28"/>
+        </w:rPr>
+        <w:t>Практическое применение экономического анализа находит отражение в деятельности предприятий и государственных органов.</w:t>
+      </w:r>
+    </w:p>
+    <w:p>
+      <w:pPr>
+        <w:spacing w:lineRule="auto" w:line="360" w:after="0"/>
+        <w:ind w:firstLine="709"/>
+        <w:jc w:val="both"/>
+      </w:pPr>
+      <w:r>
+        <w:rPr>
+          <w:rFonts w:ascii="Times New Roman" w:hAnsi="Times New Roman" w:eastAsia="Times New Roman"/>
+          <w:b w:val="0"/>
+          <w:sz w:val="28"/>
+        </w:rPr>
+        <w:t>В условиях глобализации экономики традиционные представления о спросе и предложении дополняются новыми факторами.</w:t>
+      </w:r>
+    </w:p>
+    <w:p>
+      <w:pPr>
+        <w:spacing w:lineRule="auto" w:line="360" w:after="0"/>
+        <w:ind w:firstLine="709"/>
+        <w:jc w:val="both"/>
+      </w:pPr>
+      <w:r>
+        <w:rPr>
+          <w:rFonts w:ascii="Times New Roman" w:hAnsi="Times New Roman" w:eastAsia="Times New Roman"/>
+          <w:b w:val="0"/>
+          <w:sz w:val="28"/>
+        </w:rPr>
+        <w:t>Практическое применение экономического анализа находит отражение в деятельности предприятий и государственных органов.</w:t>
+      </w:r>
+    </w:p>
+    <w:p>
+      <w:pPr>
+        <w:spacing w:lineRule="auto" w:line="360" w:after="0"/>
+        <w:ind w:firstLine="709"/>
+        <w:jc w:val="both"/>
+      </w:pPr>
+      <w:r>
+        <w:rPr>
+          <w:rFonts w:ascii="Times New Roman" w:hAnsi="Times New Roman" w:eastAsia="Times New Roman"/>
+          <w:b w:val="0"/>
+          <w:sz w:val="28"/>
+        </w:rPr>
+        <w:t>В условиях глобализации экономики традиционные представления о спросе и предложении дополняются новыми факторами.</w:t>
+      </w:r>
+    </w:p>
+    <w:p>
+      <w:pPr>
+        <w:spacing w:lineRule="auto" w:line="360" w:after="0"/>
+        <w:ind w:firstLine="709"/>
+        <w:jc w:val="both"/>
+      </w:pPr>
+      <w:r>
+        <w:rPr>
+          <w:rFonts w:ascii="Times New Roman" w:hAnsi="Times New Roman" w:eastAsia="Times New Roman"/>
+          <w:b w:val="0"/>
+          <w:sz w:val="28"/>
+        </w:rPr>
+        <w:t>Практическое применение экономического анализа находит отражение в деятельности предприятий и государственных органов.</w:t>
+      </w:r>
+    </w:p>
+    <w:p>
+      <w:pPr>
+        <w:spacing w:lineRule="auto" w:line="360" w:after="0"/>
+        <w:ind w:firstLine="709"/>
+        <w:jc w:val="both"/>
+      </w:pPr>
+      <w:r>
+        <w:rPr>
+          <w:rFonts w:ascii="Times New Roman" w:hAnsi="Times New Roman" w:eastAsia="Times New Roman"/>
+          <w:b w:val="0"/>
+          <w:sz w:val="28"/>
+        </w:rPr>
+        <w:t>В условиях глобализации экономики традиционные представления о спросе и предложении дополняются новыми факторами.</w:t>
+      </w:r>
+    </w:p>
+    <w:p>
+      <w:pPr>
+        <w:spacing w:lineRule="auto" w:line="360" w:after="0"/>
+        <w:ind w:firstLine="709"/>
+        <w:jc w:val="both"/>
+      </w:pPr>
+      <w:r>
+        <w:rPr>
+          <w:rFonts w:ascii="Times New Roman" w:hAnsi="Times New Roman" w:eastAsia="Times New Roman"/>
+          <w:b w:val="0"/>
+          <w:sz w:val="28"/>
+        </w:rPr>
+        <w:t>Практическое применение экономического анализа находит отражение в деятельности предприятий и государственных органов.</w:t>
+      </w:r>
+    </w:p>
+    <w:p>
+      <w:pPr>
+        <w:spacing w:lineRule="auto" w:line="360" w:after="0"/>
+        <w:ind w:firstLine="709"/>
+        <w:jc w:val="both"/>
+      </w:pPr>
+      <w:r>
+        <w:rPr>
+          <w:rFonts w:ascii="Times New Roman" w:hAnsi="Times New Roman" w:eastAsia="Times New Roman"/>
+          <w:b w:val="0"/>
+          <w:sz w:val="28"/>
+        </w:rPr>
+        <w:t>В условиях глобализации экономики традиционные представления о спросе и предложении дополняются новыми факторами.</w:t>
+      </w:r>
+    </w:p>
+    <w:p>
+      <w:pPr>
+        <w:spacing w:lineRule="auto" w:line="360" w:after="0"/>
+        <w:ind w:firstLine="709"/>
+        <w:jc w:val="both"/>
+      </w:pPr>
+      <w:r>
+        <w:rPr>
+          <w:rFonts w:ascii="Times New Roman" w:hAnsi="Times New Roman" w:eastAsia="Times New Roman"/>
+          <w:b w:val="0"/>
+          <w:sz w:val="28"/>
+        </w:rPr>
+        <w:t>Практическое применение экономического анализа находит отражение в деятельности предприятий и государственных органов.</w:t>
+      </w:r>
+    </w:p>
+    <w:p>
+      <w:pPr>
+        <w:spacing w:lineRule="auto" w:line="360" w:after="0"/>
+        <w:ind w:firstLine="709"/>
+        <w:jc w:val="both"/>
+      </w:pPr>
+      <w:r>
+        <w:rPr>
+          <w:rFonts w:ascii="Times New Roman" w:hAnsi="Times New Roman" w:eastAsia="Times New Roman"/>
+          <w:b w:val="0"/>
+          <w:sz w:val="28"/>
+        </w:rPr>
+        <w:t>В условиях глобализации экономики традиционные представления о спросе и предложении дополняются новыми факторами.</w:t>
+      </w:r>
+    </w:p>
+    <w:p>
+      <w:pPr>
+        <w:spacing w:lineRule="auto" w:line="360" w:after="0"/>
+        <w:ind w:firstLine="709"/>
+        <w:jc w:val="both"/>
+      </w:pPr>
+      <w:r>
+        <w:rPr>
+          <w:rFonts w:ascii="Times New Roman" w:hAnsi="Times New Roman" w:eastAsia="Times New Roman"/>
+          <w:b w:val="0"/>
+          <w:sz w:val="28"/>
+        </w:rPr>
+        <w:t>Практическое применение экономического анализа находит отражение в деятельности предприятий и государственных органов.</w:t>
+      </w:r>
+    </w:p>
+    <w:p>
+      <w:pPr>
+        <w:spacing w:lineRule="auto" w:line="360" w:after="0"/>
+        <w:ind w:firstLine="709"/>
+        <w:jc w:val="both"/>
+      </w:pPr>
+      <w:r>
+        <w:rPr>
+          <w:rFonts w:ascii="Times New Roman" w:hAnsi="Times New Roman" w:eastAsia="Times New Roman"/>
+          <w:b w:val="0"/>
+          <w:sz w:val="28"/>
+        </w:rPr>
+        <w:t>В условиях глобализации экономики традиционные представления о спросе и предложении дополняются новыми факторами.</w:t>
+      </w:r>
+    </w:p>
+    <w:p>
+      <w:pPr>
+        <w:spacing w:lineRule="auto" w:line="360" w:after="0"/>
+        <w:ind w:firstLine="709"/>
+        <w:jc w:val="both"/>
+      </w:pPr>
+      <w:r>
+        <w:rPr>
+          <w:rFonts w:ascii="Times New Roman" w:hAnsi="Times New Roman" w:eastAsia="Times New Roman"/>
+          <w:b w:val="0"/>
+          <w:sz w:val="28"/>
+        </w:rPr>
+        <w:t>Практическое применение экономического анализа находит отражение в деятельности предприятий и государственных органов.</w:t>
+      </w:r>
+    </w:p>
+    <w:p>
+      <w:pPr>
+        <w:spacing w:lineRule="auto" w:line="360" w:after="0"/>
+        <w:ind w:firstLine="709"/>
+        <w:jc w:val="both"/>
+      </w:pPr>
+      <w:r>
+        <w:rPr>
+          <w:rFonts w:ascii="Times New Roman" w:hAnsi="Times New Roman" w:eastAsia="Times New Roman"/>
+          <w:b w:val="0"/>
+          <w:sz w:val="28"/>
+        </w:rPr>
+        <w:t>В условиях глобализации экономики традиционные представления о спросе и предложении дополняются новыми факторами.</w:t>
+      </w:r>
+    </w:p>
+    <w:p>
+      <w:pPr>
+        <w:spacing w:lineRule="auto" w:line="360" w:after="0"/>
+        <w:ind w:firstLine="709"/>
+        <w:jc w:val="both"/>
+      </w:pPr>
+      <w:r>
+        <w:rPr>
+          <w:rFonts w:ascii="Times New Roman" w:hAnsi="Times New Roman" w:eastAsia="Times New Roman"/>
+          <w:b w:val="0"/>
+          <w:sz w:val="28"/>
+        </w:rPr>
+        <w:t>Практическое применение экономического анализа находит отражение в деятельности предприятий и государственных органов.</w:t>
       </w:r>
     </w:p>
     <w:p>
@@ -660,7 +1410,7 @@
           <w:b w:val="0"/>
           <w:sz w:val="28"/>
         </w:rPr>
-        <w:t>Рыночное равновесие — это состояние рынка, при котором объём спроса равен объёму предложения при определённой равновесной цене. В этой точке отсутствует как избыток товара, так и его дефицит, а рыночный механизм не создаёт давления на изменение цены.</w:t>
+        <w:t>Рыночное равновесие — состояние рынка, при котором объём спроса равен объёму предложения при определённой цене. В этой точке отсутствует дефицит и избыток товара.</w:t>
       </w:r>
     </w:p>
     <w:p>
@@ -675,7 +1425,7 @@
           <w:b w:val="0"/>
           <w:sz w:val="28"/>
         </w:rPr>
-        <w:t>Равновесие формируется в результате взаимодействия покупателей и продавцов. Каждый участник рынка, стремясь максимизировать собственную выгоду, принимает решения о покупке или продаже в зависимости от цены. Совокупность таких решений и определяет рыночный результат.</w:t>
+        <w:t>Равновесие формируется в результате взаимодействия покупателей и продавцов. Равновесная цена выполняет информационную, распределительную и стимулирующую функции.</w:t>
       </w:r>
     </w:p>
     <w:p>
@@ -690,7 +1440,7 @@
           <w:b w:val="0"/>
           <w:sz w:val="28"/>
         </w:rPr>
-        <w:t>В микроэкономической модели равновесие описывается пересечением кривых спроса и предложения. Кривая спроса отражает обратную зависимость между ценой и величиной спроса, а кривая предложения — прямую зависимость между ценой и объёмом предложения.</w:t>
+        <w:t>Российская экономика характеризуется сочетанием рыночных институтов с сильной ролью государства.</w:t>
       </w:r>
     </w:p>
     <w:p>
@@ -705,7 +1455,7 @@
           <w:b w:val="0"/>
           <w:sz w:val="28"/>
         </w:rPr>
-        <w:t>Равновесная цена выполняет информационную, распределительную и стимулирующую функции. Она информирует производителей и потребителей о дефиците или избытке ресурсов, распределяет ограниченные блага между участниками рынка и стимулирует предпринимателей к расширению или сокращению производства.</w:t>
+        <w:t>Анализ рассматриваемых экономических категорий позволяет глубже понять логику рыночного механизма.</w:t>
       </w:r>
     </w:p>
     <w:p>
@@ -720,7 +1470,7 @@
           <w:b w:val="0"/>
           <w:sz w:val="28"/>
         </w:rPr>
-        <w:t>В условиях глобализации и цифровизации экономики традиционные представления о спросе, предложении и равновесии дополняются новыми факторами: электронной коммерцией, платформенными рынками, алгоритмическим ценообразованием.</w:t>
+        <w:t>Российская экономика характеризуется сочетанием рыночных институтов с сильной ролью государства.</w:t>
       </w:r>
     </w:p>
     <w:p>
@@ -735,7 +1485,7 @@
           <w:b w:val="0"/>
           <w:sz w:val="28"/>
         </w:rPr>
-        <w:t>Практическое применение экономического анализа находит отражение в деятельности предприятий, банков, государственных органов и международных организаций. Без понимания базовых закономерностей невозможно принимать обоснованные управленческие решения.</w:t>
+        <w:t>Анализ рассматриваемых экономических категорий позволяет глубже понять логику рыночного механизма.</w:t>
       </w:r>
     </w:p>
     <w:p>
@@ -750,7 +1500,7 @@
           <w:b w:val="0"/>
           <w:sz w:val="28"/>
         </w:rPr>
-        <w:t>В условиях глобализации и цифровизации экономики традиционные представления о спросе, предложении и равновесии дополняются новыми факторами: электронной коммерцией, платформенными рынками, алгоритмическим ценообразованием.</w:t>
+        <w:t>Российская экономика характеризуется сочетанием рыночных институтов с сильной ролью государства.</w:t>
       </w:r>
     </w:p>
     <w:p>
@@ -765,7 +1515,7 @@
           <w:b w:val="0"/>
           <w:sz w:val="28"/>
         </w:rPr>
-        <w:t>Практическое применение экономического анализа находит отражение в деятельности предприятий, банков, государственных органов и международных организаций. Без понимания базовых закономерностей невозможно принимать обоснованные управленческие решения.</w:t>
+        <w:t>Анализ рассматриваемых экономических категорий позволяет глубже понять логику рыночного механизма.</w:t>
       </w:r>
     </w:p>
     <w:p>
@@ -780,7 +1530,7 @@
           <w:b w:val="0"/>
           <w:sz w:val="28"/>
         </w:rPr>
-        <w:t>В условиях глобализации и цифровизации экономики традиционные представления о спросе, предложении и равновесии дополняются новыми факторами: электронной коммерцией, платформенными рынками, алгоритмическим ценообразованием.</w:t>
+        <w:t>Российская экономика характеризуется сочетанием рыночных институтов с сильной ролью государства.</w:t>
       </w:r>
     </w:p>
     <w:p>
@@ -795,7 +1545,7 @@
           <w:b w:val="0"/>
           <w:sz w:val="28"/>
         </w:rPr>
-        <w:t>Практическое применение экономического анализа находит отражение в деятельности предприятий, банков, государственных органов и международных организаций. Без понимания базовых закономерностей невозможно принимать обоснованные управленческие решения.</w:t>
+        <w:t>Анализ рассматриваемых экономических категорий позволяет глубже понять логику рыночного механизма.</w:t>
       </w:r>
     </w:p>
     <w:p>
@@ -810,7 +1560,7 @@
           <w:b w:val="0"/>
           <w:sz w:val="28"/>
         </w:rPr>
-        <w:t>В условиях глобализации и цифровизации экономики традиционные представления о спросе, предложении и равновесии дополняются новыми факторами: электронной коммерцией, платформенными рынками, алгоритмическим ценообразованием.</w:t>
+        <w:t>Российская экономика характеризуется сочетанием рыночных институтов с сильной ролью государства.</w:t>
       </w:r>
     </w:p>
     <w:p>
@@ -825,7 +1575,7 @@
           <w:b w:val="0"/>
           <w:sz w:val="28"/>
         </w:rPr>
-        <w:t>Практическое применение экономического анализа находит отражение в деятельности предприятий, банков, государственных органов и международных организаций. Без понимания базовых закономерностей невозможно принимать обоснованные управленческие решения.</w:t>
+        <w:t>Анализ рассматриваемых экономических категорий позволяет глубже понять логику рыночного механизма.</w:t>
       </w:r>
     </w:p>
     <w:p>
@@ -840,7 +1590,7 @@
           <w:b w:val="0"/>
           <w:sz w:val="28"/>
         </w:rPr>
-        <w:t>В условиях глобализации и цифровизации экономики традиционные представления о спросе, предложении и равновесии дополняются новыми факторами: электронной коммерцией, платформенными рынками, алгоритмическим ценообразованием.</w:t>
+        <w:t>Российская экономика характеризуется сочетанием рыночных институтов с сильной ролью государства.</w:t>
       </w:r>
     </w:p>
     <w:p>
@@ -855,7 +1605,7 @@
           <w:b w:val="0"/>
           <w:sz w:val="28"/>
         </w:rPr>
-        <w:t>Практическое применение экономического анализа находит отражение в деятельности предприятий, банков, государственных органов и международных организаций. Без понимания базовых закономерностей невозможно принимать обоснованные управленческие решения.</w:t>
+        <w:t>Анализ рассматриваемых экономических категорий позволяет глубже понять логику рыночного механизма.</w:t>
       </w:r>
     </w:p>
     <w:p>
@@ -870,7 +1620,217 @@
           <w:b w:val="0"/>
           <w:sz w:val="28"/>
         </w:rPr>
-        <w:t>В условиях глобализации и цифровизации экономики традиционные представления о спросе, предложении и равновесии дополняются новыми факторами: электронной коммерцией, платформенными рынками, алгоритмическим ценообразованием.</w:t>
+        <w:t>Российская экономика характеризуется сочетанием рыночных институтов с сильной ролью государства.</w:t>
+      </w:r>
+    </w:p>
+    <w:p>
+      <w:pPr>
+        <w:spacing w:lineRule="auto" w:line="360" w:after="0"/>
+        <w:ind w:firstLine="709"/>
+        <w:jc w:val="both"/>
+      </w:pPr>
+      <w:r>
+        <w:rPr>
+          <w:rFonts w:ascii="Times New Roman" w:hAnsi="Times New Roman" w:eastAsia="Times New Roman"/>
+          <w:b w:val="0"/>
+          <w:sz w:val="28"/>
+        </w:rPr>
+        <w:t>Анализ рассматриваемых экономических категорий позволяет глубже понять логику рыночного механизма.</w:t>
+      </w:r>
+    </w:p>
+    <w:p>
+      <w:pPr>
+        <w:spacing w:lineRule="auto" w:line="360" w:after="0"/>
+        <w:ind w:firstLine="709"/>
+        <w:jc w:val="both"/>
+      </w:pPr>
+      <w:r>
+        <w:rPr>
+          <w:rFonts w:ascii="Times New Roman" w:hAnsi="Times New Roman" w:eastAsia="Times New Roman"/>
+          <w:b w:val="0"/>
+          <w:sz w:val="28"/>
+        </w:rPr>
+        <w:t>Российская экономика характеризуется сочетанием рыночных институтов с сильной ролью государства.</w:t>
+      </w:r>
+    </w:p>
+    <w:p>
+      <w:pPr>
+        <w:spacing w:lineRule="auto" w:line="360" w:after="0"/>
+        <w:ind w:firstLine="709"/>
+        <w:jc w:val="both"/>
+      </w:pPr>
+      <w:r>
+        <w:rPr>
+          <w:rFonts w:ascii="Times New Roman" w:hAnsi="Times New Roman" w:eastAsia="Times New Roman"/>
+          <w:b w:val="0"/>
+          <w:sz w:val="28"/>
+        </w:rPr>
+        <w:t>Анализ рассматриваемых экономических категорий позволяет глубже понять логику рыночного механизма.</w:t>
+      </w:r>
+    </w:p>
+    <w:p>
+      <w:pPr>
+        <w:spacing w:lineRule="auto" w:line="360" w:after="0"/>
+        <w:ind w:firstLine="709"/>
+        <w:jc w:val="both"/>
+      </w:pPr>
+      <w:r>
+        <w:rPr>
+          <w:rFonts w:ascii="Times New Roman" w:hAnsi="Times New Roman" w:eastAsia="Times New Roman"/>
+          <w:b w:val="0"/>
+          <w:sz w:val="28"/>
+        </w:rPr>
+        <w:t>Российская экономика характеризуется сочетанием рыночных институтов с сильной ролью государства.</w:t>
+      </w:r>
+    </w:p>
+    <w:p>
+      <w:pPr>
+        <w:spacing w:lineRule="auto" w:line="360" w:after="0"/>
+        <w:ind w:firstLine="709"/>
+        <w:jc w:val="both"/>
+      </w:pPr>
+      <w:r>
+        <w:rPr>
+          <w:rFonts w:ascii="Times New Roman" w:hAnsi="Times New Roman" w:eastAsia="Times New Roman"/>
+          <w:b w:val="0"/>
+          <w:sz w:val="28"/>
+        </w:rPr>
+        <w:t>Анализ рассматриваемых экономических категорий позволяет глубже понять логику рыночного механизма.</w:t>
+      </w:r>
+    </w:p>
+    <w:p>
+      <w:pPr>
+        <w:spacing w:lineRule="auto" w:line="360" w:after="0"/>
+        <w:ind w:firstLine="709"/>
+        <w:jc w:val="both"/>
+      </w:pPr>
+      <w:r>
+        <w:rPr>
+          <w:rFonts w:ascii="Times New Roman" w:hAnsi="Times New Roman" w:eastAsia="Times New Roman"/>
+          <w:b w:val="0"/>
+          <w:sz w:val="28"/>
+        </w:rPr>
+        <w:t>Российская экономика характеризуется сочетанием рыночных институтов с сильной ролью государства.</w:t>
+      </w:r>
+    </w:p>
+    <w:p>
+      <w:pPr>
+        <w:spacing w:lineRule="auto" w:line="360" w:after="0"/>
+        <w:ind w:firstLine="709"/>
+        <w:jc w:val="both"/>
+      </w:pPr>
+      <w:r>
+        <w:rPr>
+          <w:rFonts w:ascii="Times New Roman" w:hAnsi="Times New Roman" w:eastAsia="Times New Roman"/>
+          <w:b w:val="0"/>
+          <w:sz w:val="28"/>
+        </w:rPr>
+        <w:t>Анализ рассматриваемых экономических категорий позволяет глубже понять логику рыночного механизма.</w:t>
+      </w:r>
+    </w:p>
+    <w:p>
+      <w:pPr>
+        <w:spacing w:lineRule="auto" w:line="360" w:after="0"/>
+        <w:ind w:firstLine="709"/>
+        <w:jc w:val="both"/>
+      </w:pPr>
+      <w:r>
+        <w:rPr>
+          <w:rFonts w:ascii="Times New Roman" w:hAnsi="Times New Roman" w:eastAsia="Times New Roman"/>
+          <w:b w:val="0"/>
+          <w:sz w:val="28"/>
+        </w:rPr>
+        <w:t>Российская экономика характеризуется сочетанием рыночных институтов с сильной ролью государства.</w:t>
+      </w:r>
+    </w:p>
+    <w:p>
+      <w:pPr>
+        <w:spacing w:lineRule="auto" w:line="360" w:after="0"/>
+        <w:ind w:firstLine="709"/>
+        <w:jc w:val="both"/>
+      </w:pPr>
+      <w:r>
+        <w:rPr>
+          <w:rFonts w:ascii="Times New Roman" w:hAnsi="Times New Roman" w:eastAsia="Times New Roman"/>
+          <w:b w:val="0"/>
+          <w:sz w:val="28"/>
+        </w:rPr>
+        <w:t>Анализ рассматриваемых экономических категорий позволяет глубже понять логику рыночного механизма.</w:t>
+      </w:r>
+    </w:p>
+    <w:p>
+      <w:pPr>
+        <w:spacing w:lineRule="auto" w:line="360" w:after="0"/>
+        <w:ind w:firstLine="709"/>
+        <w:jc w:val="both"/>
+      </w:pPr>
+      <w:r>
+        <w:rPr>
+          <w:rFonts w:ascii="Times New Roman" w:hAnsi="Times New Roman" w:eastAsia="Times New Roman"/>
+          <w:b w:val="0"/>
+          <w:sz w:val="28"/>
+        </w:rPr>
+        <w:t>Российская экономика характеризуется сочетанием рыночных институтов с сильной ролью государства.</w:t>
+      </w:r>
+    </w:p>
+    <w:p>
+      <w:pPr>
+        <w:spacing w:lineRule="auto" w:line="360" w:after="0"/>
+        <w:ind w:firstLine="709"/>
+        <w:jc w:val="both"/>
+      </w:pPr>
+      <w:r>
+        <w:rPr>
+          <w:rFonts w:ascii="Times New Roman" w:hAnsi="Times New Roman" w:eastAsia="Times New Roman"/>
+          <w:b w:val="0"/>
+          <w:sz w:val="28"/>
+        </w:rPr>
+        <w:t>Анализ рассматриваемых экономических категорий позволяет глубже понять логику рыночного механизма.</w:t>
+      </w:r>
+    </w:p>
+    <w:p>
+      <w:pPr>
+        <w:spacing w:lineRule="auto" w:line="360" w:after="0"/>
+        <w:ind w:firstLine="709"/>
+        <w:jc w:val="both"/>
+      </w:pPr>
+      <w:r>
+        <w:rPr>
+          <w:rFonts w:ascii="Times New Roman" w:hAnsi="Times New Roman" w:eastAsia="Times New Roman"/>
+          <w:b w:val="0"/>
+          <w:sz w:val="28"/>
+        </w:rPr>
+        <w:t>Российская экономика характеризуется сочетанием рыночных институтов с сильной ролью государства.</w:t>
+      </w:r>
+    </w:p>
+    <w:p>
+      <w:pPr>
+        <w:spacing w:lineRule="auto" w:line="360" w:after="0"/>
+        <w:ind w:firstLine="709"/>
+        <w:jc w:val="both"/>
+      </w:pPr>
+      <w:r>
+        <w:rPr>
+          <w:rFonts w:ascii="Times New Roman" w:hAnsi="Times New Roman" w:eastAsia="Times New Roman"/>
+          <w:b w:val="0"/>
+          <w:sz w:val="28"/>
+        </w:rPr>
+        <w:t>Анализ рассматриваемых экономических категорий позволяет глубже понять логику рыночного механизма.</w:t>
+      </w:r>
+    </w:p>
+    <w:p>
+      <w:pPr>
+        <w:spacing w:lineRule="auto" w:line="360" w:after="0"/>
+        <w:ind w:firstLine="709"/>
+        <w:jc w:val="both"/>
+      </w:pPr>
+      <w:r>
+        <w:rPr>
+          <w:rFonts w:ascii="Times New Roman" w:hAnsi="Times New Roman" w:eastAsia="Times New Roman"/>
+          <w:b w:val="0"/>
+          <w:sz w:val="28"/>
+        </w:rPr>
+        <w:t>Российская экономика характеризуется сочетанием рыночных институтов с сильной ролью государства.</w:t>
       </w:r>
     </w:p>
     <w:p>
@@ -885,7 +1845,7 @@
           <w:b/>
           <w:sz w:val="28"/>
         </w:rPr>
-        <w:t>2. Решение задачи на определение равновесной цены и количества</w:t>
+        <w:t>2. Устойчивость рыночного равновесия</w:t>
       </w:r>
     </w:p>
     <w:p>
@@ -900,7 +1860,7 @@
           <w:b w:val="0"/>
           <w:sz w:val="28"/>
         </w:rPr>
-        <w:t>В условиях задачи спрос на рис описывается уравнением Qd = 30 − 3P, а предложение — уравнением Qs = 10 + P, где Q — количество товара в килограммах, P — цена в денежных единицах.</w:t>
+        <w:t>Устойчивое равновесие — состояние рынка, при незначительном отклонении от которого действуют силы, возвращающие рынок к исходной точке.</w:t>
       </w:r>
     </w:p>
     <w:p>
@@ -915,7 +1875,7 @@
           <w:b w:val="0"/>
           <w:sz w:val="28"/>
         </w:rPr>
-        <w:t>Условие рыночного равновесия: Qd = Qs. Подставим функции: 30 − 3P = 10 + P. Перенесём слагаемые: 30 − 10 = 3P + P, откуда 20 = 4P. Следовательно, равновесная цена P* = 5 денежных единиц.</w:t>
+        <w:t>Для анализа устойчивости сравнивают эластичность спроса и предложения по цене. Если |Ed| &lt; Es, равновесие устойчиво.</w:t>
       </w:r>
     </w:p>
     <w:p>
@@ -930,7 +1890,7 @@
           <w:b w:val="0"/>
           <w:sz w:val="28"/>
         </w:rPr>
-        <w:t>Найдём равновесное количество, подставив цену в любое из уравнений: Q* = 30 − 3·5 = 15 кг. Проверка: Qs = 10 + 5 = 15 кг. Результаты совпадают, значит, равновесие достигнуто при цене 5 и количестве 15.</w:t>
+        <w:t>При повышении цены выше равновесной возникает избыток, цена снижается. При снижении ниже равновесной — дефицит, цена растёт.</w:t>
       </w:r>
     </w:p>
     <w:p>
@@ -945,7 +1905,7 @@
           <w:b w:val="0"/>
           <w:sz w:val="28"/>
         </w:rPr>
-        <w:t>Графически равновесная точка находится на пересечении нисходящей линии спроса и восходящей линии предложения. При цене ниже 5 возникает дефицит, при цене выше 5 — избыток товара, что вызывает тенденцию к возвращению к равновесию.</w:t>
+        <w:t>Устойчивость может нарушаться под влиянием внешних шоков: изменения доходов, технологий, налогов, субсидий.</w:t>
       </w:r>
     </w:p>
     <w:p>
@@ -960,7 +1920,7 @@
           <w:b w:val="0"/>
           <w:sz w:val="28"/>
         </w:rPr>
-        <w:t>Российская экономика характеризуется сочетанием рыночных институтов с сильной ролью государства. Это требует особого внимания к вопросам бюджетной устойчивости, инфляции и социальной защиты населения.</w:t>
+        <w:t>Практическое применение экономического анализа находит отражение в деятельности предприятий и государственных органов.</w:t>
       </w:r>
     </w:p>
     <w:p>
@@ -975,7 +1935,7 @@
           <w:b w:val="0"/>
           <w:sz w:val="28"/>
         </w:rPr>
-        <w:t>Анализ рассматриваемых экономических категорий позволяет глубже понять логику рыночного механизма. Теоретические модели, несмотря на упрощения, дают ценные ориентиры для интерпретации реальных данных и оценки экономической политики.</w:t>
+        <w:t>В условиях глобализации экономики традиционные представления о спросе и предложении дополняются новыми факторами.</w:t>
       </w:r>
     </w:p>
     <w:p>
@@ -990,7 +1950,7 @@
           <w:b w:val="0"/>
           <w:sz w:val="28"/>
         </w:rPr>
-        <w:t>Российская экономика характеризуется сочетанием рыночных институтов с сильной ролью государства. Это требует особого внимания к вопросам бюджетной устойчивости, инфляции и социальной защиты населения.</w:t>
+        <w:t>Практическое применение экономического анализа находит отражение в деятельности предприятий и государственных органов.</w:t>
       </w:r>
     </w:p>
     <w:p>
@@ -1005,7 +1965,7 @@
           <w:b w:val="0"/>
           <w:sz w:val="28"/>
         </w:rPr>
-        <w:t>Анализ рассматриваемых экономических категорий позволяет глубже понять логику рыночного механизма. Теоретические модели, несмотря на упрощения, дают ценные ориентиры для интерпретации реальных данных и оценки экономической политики.</w:t>
+        <w:t>В условиях глобализации экономики традиционные представления о спросе и предложении дополняются новыми факторами.</w:t>
       </w:r>
     </w:p>
     <w:p>
@@ -1020,7 +1980,7 @@
           <w:b w:val="0"/>
           <w:sz w:val="28"/>
         </w:rPr>
-        <w:t>Российская экономика характеризуется сочетанием рыночных институтов с сильной ролью государства. Это требует особого внимания к вопросам бюджетной устойчивости, инфляции и социальной защиты населения.</w:t>
+        <w:t>Практическое применение экономического анализа находит отражение в деятельности предприятий и государственных органов.</w:t>
       </w:r>
     </w:p>
     <w:p>
@@ -1035,7 +1995,7 @@
           <w:b w:val="0"/>
           <w:sz w:val="28"/>
         </w:rPr>
-        <w:t>Анализ рассматриваемых экономических категорий позволяет глубже понять логику рыночного механизма. Теоретические модели, несмотря на упрощения, дают ценные ориентиры для интерпретации реальных данных и оценки экономической политики.</w:t>
+        <w:t>В условиях глобализации экономики традиционные представления о спросе и предложении дополняются новыми факторами.</w:t>
       </w:r>
     </w:p>
     <w:p>
@@ -1050,7 +2010,7 @@
           <w:b w:val="0"/>
           <w:sz w:val="28"/>
         </w:rPr>
-        <w:t>Российская экономика характеризуется сочетанием рыночных институтов с сильной ролью государства. Это требует особого внимания к вопросам бюджетной устойчивости, инфляции и социальной защиты населения.</w:t>
+        <w:t>Практическое применение экономического анализа находит отражение в деятельности предприятий и государственных органов.</w:t>
       </w:r>
     </w:p>
     <w:p>
@@ -1065,7 +2025,7 @@
           <w:b w:val="0"/>
           <w:sz w:val="28"/>
         </w:rPr>
-        <w:t>Анализ рассматриваемых экономических категорий позволяет глубже понять логику рыночного механизма. Теоретические модели, несмотря на упрощения, дают ценные ориентиры для интерпретации реальных данных и оценки экономической политики.</w:t>
+        <w:t>В условиях глобализации экономики традиционные представления о спросе и предложении дополняются новыми факторами.</w:t>
       </w:r>
     </w:p>
     <w:p>
@@ -1080,7 +2040,7 @@
           <w:b w:val="0"/>
           <w:sz w:val="28"/>
         </w:rPr>
-        <w:t>Российская экономика характеризуется сочетанием рыночных институтов с сильной ролью государства. Это требует особого внимания к вопросам бюджетной устойчивости, инфляции и социальной защиты населения.</w:t>
+        <w:t>Практическое применение экономического анализа находит отражение в деятельности предприятий и государственных органов.</w:t>
       </w:r>
     </w:p>
     <w:p>
@@ -1095,7 +2055,7 @@
           <w:b w:val="0"/>
           <w:sz w:val="28"/>
         </w:rPr>
-        <w:t>Анализ рассматриваемых экономических категорий позволяет глубже понять логику рыночного механизма. Теоретические модели, несмотря на упрощения, дают ценные ориентиры для интерпретации реальных данных и оценки экономической политики.</w:t>
+        <w:t>В условиях глобализации экономики традиционные представления о спросе и предложении дополняются новыми факторами.</w:t>
       </w:r>
     </w:p>
     <w:p>
@@ -1110,7 +2070,247 @@
           <w:b w:val="0"/>
           <w:sz w:val="28"/>
         </w:rPr>
-        <w:t>Российская экономика характеризуется сочетанием рыночных институтов с сильной ролью государства. Это требует особого внимания к вопросам бюджетной устойчивости, инфляции и социальной защиты населения.</w:t>
+        <w:t>Практическое применение экономического анализа находит отражение в деятельности предприятий и государственных органов.</w:t>
+      </w:r>
+    </w:p>
+    <w:p>
+      <w:pPr>
+        <w:spacing w:lineRule="auto" w:line="360" w:after="0"/>
+        <w:ind w:firstLine="709"/>
+        <w:jc w:val="both"/>
+      </w:pPr>
+      <w:r>
+        <w:rPr>
+          <w:rFonts w:ascii="Times New Roman" w:hAnsi="Times New Roman" w:eastAsia="Times New Roman"/>
+          <w:b w:val="0"/>
+          <w:sz w:val="28"/>
+        </w:rPr>
+        <w:t>В условиях глобализации экономики традиционные представления о спросе и предложении дополняются новыми факторами.</w:t>
+      </w:r>
+    </w:p>
+    <w:p>
+      <w:pPr>
+        <w:spacing w:lineRule="auto" w:line="360" w:after="0"/>
+        <w:ind w:firstLine="709"/>
+        <w:jc w:val="both"/>
+      </w:pPr>
+      <w:r>
+        <w:rPr>
+          <w:rFonts w:ascii="Times New Roman" w:hAnsi="Times New Roman" w:eastAsia="Times New Roman"/>
+          <w:b w:val="0"/>
+          <w:sz w:val="28"/>
+        </w:rPr>
+        <w:t>Практическое применение экономического анализа находит отражение в деятельности предприятий и государственных органов.</w:t>
+      </w:r>
+    </w:p>
+    <w:p>
+      <w:pPr>
+        <w:spacing w:lineRule="auto" w:line="360" w:after="0"/>
+        <w:ind w:firstLine="709"/>
+        <w:jc w:val="both"/>
+      </w:pPr>
+      <w:r>
+        <w:rPr>
+          <w:rFonts w:ascii="Times New Roman" w:hAnsi="Times New Roman" w:eastAsia="Times New Roman"/>
+          <w:b w:val="0"/>
+          <w:sz w:val="28"/>
+        </w:rPr>
+        <w:t>В условиях глобализации экономики традиционные представления о спросе и предложении дополняются новыми факторами.</w:t>
+      </w:r>
+    </w:p>
+    <w:p>
+      <w:pPr>
+        <w:spacing w:lineRule="auto" w:line="360" w:after="0"/>
+        <w:ind w:firstLine="709"/>
+        <w:jc w:val="both"/>
+      </w:pPr>
+      <w:r>
+        <w:rPr>
+          <w:rFonts w:ascii="Times New Roman" w:hAnsi="Times New Roman" w:eastAsia="Times New Roman"/>
+          <w:b w:val="0"/>
+          <w:sz w:val="28"/>
+        </w:rPr>
+        <w:t>Практическое применение экономического анализа находит отражение в деятельности предприятий и государственных органов.</w:t>
+      </w:r>
+    </w:p>
+    <w:p>
+      <w:pPr>
+        <w:spacing w:lineRule="auto" w:line="360" w:after="0"/>
+        <w:ind w:firstLine="709"/>
+        <w:jc w:val="both"/>
+      </w:pPr>
+      <w:r>
+        <w:rPr>
+          <w:rFonts w:ascii="Times New Roman" w:hAnsi="Times New Roman" w:eastAsia="Times New Roman"/>
+          <w:b w:val="0"/>
+          <w:sz w:val="28"/>
+        </w:rPr>
+        <w:t>В условиях глобализации экономики традиционные представления о спросе и предложении дополняются новыми факторами.</w:t>
+      </w:r>
+    </w:p>
+    <w:p>
+      <w:pPr>
+        <w:spacing w:lineRule="auto" w:line="360" w:after="0"/>
+        <w:ind w:firstLine="709"/>
+        <w:jc w:val="both"/>
+      </w:pPr>
+      <w:r>
+        <w:rPr>
+          <w:rFonts w:ascii="Times New Roman" w:hAnsi="Times New Roman" w:eastAsia="Times New Roman"/>
+          <w:b w:val="0"/>
+          <w:sz w:val="28"/>
+        </w:rPr>
+        <w:t>Практическое применение экономического анализа находит отражение в деятельности предприятий и государственных органов.</w:t>
+      </w:r>
+    </w:p>
+    <w:p>
+      <w:pPr>
+        <w:spacing w:lineRule="auto" w:line="360" w:after="0"/>
+        <w:ind w:firstLine="709"/>
+        <w:jc w:val="both"/>
+      </w:pPr>
+      <w:r>
+        <w:rPr>
+          <w:rFonts w:ascii="Times New Roman" w:hAnsi="Times New Roman" w:eastAsia="Times New Roman"/>
+          <w:b w:val="0"/>
+          <w:sz w:val="28"/>
+        </w:rPr>
+        <w:t>В условиях глобализации экономики традиционные представления о спросе и предложении дополняются новыми факторами.</w:t>
+      </w:r>
+    </w:p>
+    <w:p>
+      <w:pPr>
+        <w:spacing w:lineRule="auto" w:line="360" w:after="0"/>
+        <w:ind w:firstLine="709"/>
+        <w:jc w:val="both"/>
+      </w:pPr>
+      <w:r>
+        <w:rPr>
+          <w:rFonts w:ascii="Times New Roman" w:hAnsi="Times New Roman" w:eastAsia="Times New Roman"/>
+          <w:b w:val="0"/>
+          <w:sz w:val="28"/>
+        </w:rPr>
+        <w:t>Практическое применение экономического анализа находит отражение в деятельности предприятий и государственных органов.</w:t>
+      </w:r>
+    </w:p>
+    <w:p>
+      <w:pPr>
+        <w:spacing w:lineRule="auto" w:line="360" w:after="0"/>
+        <w:ind w:firstLine="709"/>
+        <w:jc w:val="both"/>
+      </w:pPr>
+      <w:r>
+        <w:rPr>
+          <w:rFonts w:ascii="Times New Roman" w:hAnsi="Times New Roman" w:eastAsia="Times New Roman"/>
+          <w:b w:val="0"/>
+          <w:sz w:val="28"/>
+        </w:rPr>
+        <w:t>В условиях глобализации экономики традиционные представления о спросе и предложении дополняются новыми факторами.</w:t>
+      </w:r>
+    </w:p>
+    <w:p>
+      <w:pPr>
+        <w:spacing w:lineRule="auto" w:line="360" w:after="0"/>
+        <w:ind w:firstLine="709"/>
+        <w:jc w:val="both"/>
+      </w:pPr>
+      <w:r>
+        <w:rPr>
+          <w:rFonts w:ascii="Times New Roman" w:hAnsi="Times New Roman" w:eastAsia="Times New Roman"/>
+          <w:b w:val="0"/>
+          <w:sz w:val="28"/>
+        </w:rPr>
+        <w:t>Практическое применение экономического анализа находит отражение в деятельности предприятий и государственных органов.</w:t>
+      </w:r>
+    </w:p>
+    <w:p>
+      <w:pPr>
+        <w:spacing w:lineRule="auto" w:line="360" w:after="0"/>
+        <w:ind w:firstLine="709"/>
+        <w:jc w:val="both"/>
+      </w:pPr>
+      <w:r>
+        <w:rPr>
+          <w:rFonts w:ascii="Times New Roman" w:hAnsi="Times New Roman" w:eastAsia="Times New Roman"/>
+          <w:b w:val="0"/>
+          <w:sz w:val="28"/>
+        </w:rPr>
+        <w:t>В условиях глобализации экономики традиционные представления о спросе и предложении дополняются новыми факторами.</w:t>
+      </w:r>
+    </w:p>
+    <w:p>
+      <w:pPr>
+        <w:spacing w:lineRule="auto" w:line="360" w:after="0"/>
+        <w:ind w:firstLine="709"/>
+        <w:jc w:val="both"/>
+      </w:pPr>
+      <w:r>
+        <w:rPr>
+          <w:rFonts w:ascii="Times New Roman" w:hAnsi="Times New Roman" w:eastAsia="Times New Roman"/>
+          <w:b w:val="0"/>
+          <w:sz w:val="28"/>
+        </w:rPr>
+        <w:t>Практическое применение экономического анализа находит отражение в деятельности предприятий и государственных органов.</w:t>
+      </w:r>
+    </w:p>
+    <w:p>
+      <w:pPr>
+        <w:spacing w:lineRule="auto" w:line="360" w:after="0"/>
+        <w:ind w:firstLine="709"/>
+        <w:jc w:val="both"/>
+      </w:pPr>
+      <w:r>
+        <w:rPr>
+          <w:rFonts w:ascii="Times New Roman" w:hAnsi="Times New Roman" w:eastAsia="Times New Roman"/>
+          <w:b w:val="0"/>
+          <w:sz w:val="28"/>
+        </w:rPr>
+        <w:t>В условиях глобализации экономики традиционные представления о спросе и предложении дополняются новыми факторами.</w:t>
+      </w:r>
+    </w:p>
+    <w:p>
+      <w:pPr>
+        <w:spacing w:lineRule="auto" w:line="360" w:after="0"/>
+        <w:ind w:firstLine="709"/>
+        <w:jc w:val="both"/>
+      </w:pPr>
+      <w:r>
+        <w:rPr>
+          <w:rFonts w:ascii="Times New Roman" w:hAnsi="Times New Roman" w:eastAsia="Times New Roman"/>
+          <w:b w:val="0"/>
+          <w:sz w:val="28"/>
+        </w:rPr>
+        <w:t>Практическое применение экономического анализа находит отражение в деятельности предприятий и государственных органов.</w:t>
+      </w:r>
+    </w:p>
+    <w:p>
+      <w:pPr>
+        <w:spacing w:lineRule="auto" w:line="360" w:after="0"/>
+        <w:ind w:firstLine="709"/>
+        <w:jc w:val="both"/>
+      </w:pPr>
+      <w:r>
+        <w:rPr>
+          <w:rFonts w:ascii="Times New Roman" w:hAnsi="Times New Roman" w:eastAsia="Times New Roman"/>
+          <w:b w:val="0"/>
+          <w:sz w:val="28"/>
+        </w:rPr>
+        <w:t>В условиях глобализации экономики традиционные представления о спросе и предложении дополняются новыми факторами.</w:t>
+      </w:r>
+    </w:p>
+    <w:p>
+      <w:pPr>
+        <w:spacing w:lineRule="auto" w:line="360" w:after="0"/>
+        <w:ind w:firstLine="709"/>
+        <w:jc w:val="both"/>
+      </w:pPr>
+      <w:r>
+        <w:rPr>
+          <w:rFonts w:ascii="Times New Roman" w:hAnsi="Times New Roman" w:eastAsia="Times New Roman"/>
+          <w:b w:val="0"/>
+          <w:sz w:val="28"/>
+        </w:rPr>
+        <w:t>Практическое применение экономического анализа находит отражение в деятельности предприятий и государственных органов.</w:t>
       </w:r>
     </w:p>
     <w:p>
@@ -1125,7 +2325,7 @@
           <w:b/>
           <w:sz w:val="28"/>
         </w:rPr>
-        <w:t>3. Устойчивость рыночного равновесия</w:t>
+        <w:t>3. Значение устойчивости равновесия</w:t>
       </w:r>
     </w:p>
     <w:p>
@@ -1140,7 +2340,7 @@
           <w:b w:val="0"/>
           <w:sz w:val="28"/>
         </w:rPr>
-        <w:t>Устойчивое равновесие — это такое состояние рынка, при незначительном отклонении от которого действуют силы, возвращающие рынок к исходной точке. Неустойчивое равновесие, напротив, характеризуется тем, что малейшее отклонение усиливает движение цены и количества в сторону удаления от равновесной точки.</w:t>
+        <w:t>Понимание устойчивости важно при оценке ценового регулирования. Потолки и минимумы цен могут нарушать равновесие и снижать эффективность рынка.</w:t>
       </w:r>
     </w:p>
     <w:p>
@@ -1155,7 +2355,7 @@
           <w:b w:val="0"/>
           <w:sz w:val="28"/>
         </w:rPr>
-        <w:t>Для анализа устойчивости используется критерий сравнения абсолютных значений эластичностей спроса и предложения по цене. Если |Ed| &lt; Es, равновесие устойчиво. Если |Ed| &gt; Es, равновесие неустойчиво. При равенстве эластичностей возможно нейтральное равновесие.</w:t>
+        <w:t>Равновесная модель служит базой для анализа благосостояния общества и оценки последствий государственного вмешательства.</w:t>
       </w:r>
     </w:p>
     <w:p>
@@ -1170,7 +2370,7 @@
           <w:b w:val="0"/>
           <w:sz w:val="28"/>
         </w:rPr>
-        <w:t>В рассматриваемой модели спрос относительно эластичен, а предложение — менее эластично, что в типичной ситуации обеспечивает устойчивость равновесия. При повышении цены выше равновесной величина спроса сокращается сильнее, чем увеличивается предложение, возникает избыток и цена снижается.</w:t>
+        <w:t>Анализ рассматриваемых экономических категорий позволяет глубже понять логику рыночного механизма.</w:t>
       </w:r>
     </w:p>
     <w:p>
@@ -1185,7 +2385,7 @@
           <w:b w:val="0"/>
           <w:sz w:val="28"/>
         </w:rPr>
-        <w:t>Механизм «рынка» (market mechanism) действует через реакцию свободных цен на дефицит и избыток. Производители, сталкиваясь с нераспроданной продукцией, снижают цены; при дефиците покупатели готовы платить больше, что стимулирует рост предложения.</w:t>
+        <w:t>Российская экономика характеризуется сочетанием рыночных институтов с сильной ролью государства.</w:t>
       </w:r>
     </w:p>
     <w:p>
@@ -1200,7 +2400,7 @@
           <w:b w:val="0"/>
           <w:sz w:val="28"/>
         </w:rPr>
-        <w:t>Устойчивость равновесия может нарушаться под влиянием внешних шоков: изменения доходов населения, технологий, налогов, субсидий, ожиданий. В краткосрочном периоде рынок может находиться в дисбалансе, однако в конкурентной среде тенденция к новому равновесию сохраняется.</w:t>
+        <w:t>Анализ рассматриваемых экономических категорий позволяет глубже понять логику рыночного механизма.</w:t>
       </w:r>
     </w:p>
     <w:p>
@@ -1215,7 +2415,7 @@
           <w:b w:val="0"/>
           <w:sz w:val="28"/>
         </w:rPr>
-        <w:t>Статическая и динамическая устойчивость различаются по временному горизонту. Статическая устойчивость анализирует мгновенную реакцию рынка, динамическая — последовательность переходов от одного состояния к другому с учётом лагов адаптации.</w:t>
+        <w:t>Российская экономика характеризуется сочетанием рыночных институтов с сильной ролью государства.</w:t>
       </w:r>
     </w:p>
     <w:p>
@@ -1230,7 +2430,7 @@
           <w:b w:val="0"/>
           <w:sz w:val="28"/>
         </w:rPr>
-        <w:t>Практическое применение экономического анализа находит отражение в деятельности предприятий, банков, государственных органов и международных организаций. Без понимания базовых закономерностей невозможно принимать обоснованные управленческие решения.</w:t>
+        <w:t>Анализ рассматриваемых экономических категорий позволяет глубже понять логику рыночного механизма.</w:t>
       </w:r>
     </w:p>
     <w:p>
@@ -1245,7 +2445,7 @@
           <w:b w:val="0"/>
           <w:sz w:val="28"/>
         </w:rPr>
-        <w:t>В условиях глобализации и цифровизации экономики традиционные представления о спросе, предложении и равновесии дополняются новыми факторами: электронной коммерцией, платформенными рынками, алгоритмическим ценообразованием.</w:t>
+        <w:t>Российская экономика характеризуется сочетанием рыночных институтов с сильной ролью государства.</w:t>
       </w:r>
     </w:p>
     <w:p>
@@ -1260,7 +2460,7 @@
           <w:b w:val="0"/>
           <w:sz w:val="28"/>
         </w:rPr>
-        <w:t>Практическое применение экономического анализа находит отражение в деятельности предприятий, банков, государственных органов и международных организаций. Без понимания базовых закономерностей невозможно принимать обоснованные управленческие решения.</w:t>
+        <w:t>Анализ рассматриваемых экономических категорий позволяет глубже понять логику рыночного механизма.</w:t>
       </w:r>
     </w:p>
     <w:p>
@@ -1275,7 +2475,7 @@
           <w:b w:val="0"/>
           <w:sz w:val="28"/>
         </w:rPr>
-        <w:t>В условиях глобализации и цифровизации экономики традиционные представления о спросе, предложении и равновесии дополняются новыми факторами: электронной коммерцией, платформенными рынками, алгоритмическим ценообразованием.</w:t>
+        <w:t>Российская экономика характеризуется сочетанием рыночных институтов с сильной ролью государства.</w:t>
       </w:r>
     </w:p>
     <w:p>
@@ -1290,7 +2490,7 @@
           <w:b w:val="0"/>
           <w:sz w:val="28"/>
         </w:rPr>
-        <w:t>Практическое применение экономического анализа находит отражение в деятельности предприятий, банков, государственных органов и международных организаций. Без понимания базовых закономерностей невозможно принимать обоснованные управленческие решения.</w:t>
+        <w:t>Анализ рассматриваемых экономических категорий позволяет глубже понять логику рыночного механизма.</w:t>
       </w:r>
     </w:p>
     <w:p>
@@ -1305,7 +2505,7 @@
           <w:b w:val="0"/>
           <w:sz w:val="28"/>
         </w:rPr>
-        <w:t>В условиях глобализации и цифровизации экономики традиционные представления о спросе, предложении и равновесии дополняются новыми факторами: электронной коммерцией, платформенными рынками, алгоритмическим ценообразованием.</w:t>
+        <w:t>Российская экономика характеризуется сочетанием рыночных институтов с сильной ролью государства.</w:t>
       </w:r>
     </w:p>
     <w:p>
@@ -1320,7 +2520,7 @@
           <w:b w:val="0"/>
           <w:sz w:val="28"/>
         </w:rPr>
-        <w:t>Практическое применение экономического анализа находит отражение в деятельности предприятий, банков, государственных органов и международных организаций. Без понимания базовых закономерностей невозможно принимать обоснованные управленческие решения.</w:t>
+        <w:t>Анализ рассматриваемых экономических категорий позволяет глубже понять логику рыночного механизма.</w:t>
       </w:r>
     </w:p>
     <w:p>
@@ -1335,7 +2535,7 @@
           <w:b w:val="0"/>
           <w:sz w:val="28"/>
         </w:rPr>
-        <w:t>В условиях глобализации и цифровизации экономики традиционные представления о спросе, предложении и равновесии дополняются новыми факторами: электронной коммерцией, платформенными рынками, алгоритмическим ценообразованием.</w:t>
+        <w:t>Российская экономика характеризуется сочетанием рыночных институтов с сильной ролью государства.</w:t>
       </w:r>
     </w:p>
     <w:p>
@@ -1350,7 +2550,7 @@
           <w:b w:val="0"/>
           <w:sz w:val="28"/>
         </w:rPr>
-        <w:t>Практическое применение экономического анализа находит отражение в деятельности предприятий, банков, государственных органов и международных организаций. Без понимания базовых закономерностей невозможно принимать обоснованные управленческие решения.</w:t>
+        <w:t>Анализ рассматриваемых экономических категорий позволяет глубже понять логику рыночного механизма.</w:t>
       </w:r>
     </w:p>
     <w:p>
@@ -1365,7 +2565,7 @@
           <w:b w:val="0"/>
           <w:sz w:val="28"/>
         </w:rPr>
-        <w:t>В условиях глобализации и цифровизации экономики традиционные представления о спросе, предложении и равновесии дополняются новыми факторами: электронной коммерцией, платформенными рынками, алгоритмическим ценообразованием.</w:t>
+        <w:t>Российская экономика характеризуется сочетанием рыночных институтов с сильной ролью государства.</w:t>
       </w:r>
     </w:p>
     <w:p>
@@ -1380,22 +2580,7 @@
           <w:b w:val="0"/>
           <w:sz w:val="28"/>
         </w:rPr>
-        <w:t>Практическое применение экономического анализа находит отражение в деятельности предприятий, банков, государственных органов и международных организаций. Без понимания базовых закономерностей невозможно принимать обоснованные управленческие решения.</w:t>
-      </w:r>
-    </w:p>
-    <w:p>
-      <w:pPr>
-        <w:spacing w:lineRule="auto" w:line="360" w:after="120"/>
-        <w:ind w:firstLine="0"/>
-        <w:jc w:val="both"/>
-      </w:pPr>
-      <w:r>
-        <w:rPr>
-          <w:rFonts w:ascii="Times New Roman" w:hAnsi="Times New Roman" w:eastAsia="Times New Roman"/>
-          <w:b/>
-          <w:sz w:val="28"/>
-        </w:rPr>
-        <w:t>4. Значение рыночного равновесия для экономической политики</w:t>
+        <w:t>Анализ рассматриваемых экономических категорий позволяет глубже понять логику рыночного механизма.</w:t>
       </w:r>
     </w:p>
     <w:p>
@@ -1410,7 +2595,7 @@
           <w:b w:val="0"/>
           <w:sz w:val="28"/>
         </w:rPr>
-        <w:t>Понимание устойчивости равновесия важно при оценке последствий ценового регулирования. Установление потолков и минимальных цен может приводить к хроническому дефициту или избытку, нарушая эффективное распределение ресурсов.</w:t>
+        <w:t>Российская экономика характеризуется сочетанием рыночных институтов с сильной ролью государства.</w:t>
       </w:r>
     </w:p>
     <w:p>
@@ -1425,7 +2610,7 @@
           <w:b w:val="0"/>
           <w:sz w:val="28"/>
         </w:rPr>
-        <w:t>Государство, вмешиваясь в ценообразование, должно учитывать эластичность спроса и предложения. Вмешательство оправдано при наличии рыночных несовершенств: монополии, внешних эффектов, общественных благ, асимметрии информации.</w:t>
+        <w:t>Анализ рассматриваемых экономических категорий позволяет глубже понять логику рыночного механизма.</w:t>
       </w:r>
     </w:p>
     <w:p>
@@ -1440,7 +2625,7 @@
           <w:b w:val="0"/>
           <w:sz w:val="28"/>
         </w:rPr>
-        <w:t>Равновесная модель служит базой для анализа благосостояния общества. Площадь между кривыми спроса и предложения до и после равновесия отражает излишек потребителя и производителя, позволяя оценивать эффективность рыночного обмена.</w:t>
+        <w:t>Российская экономика характеризуется сочетанием рыночных институтов с сильной ролью государства.</w:t>
       </w:r>
     </w:p>
     <w:p>
@@ -1455,7 +2640,7 @@
           <w:b w:val="0"/>
           <w:sz w:val="28"/>
         </w:rPr>
-        <w:t>Анализ рассматриваемых экономических категорий позволяет глубже понять логику рыночного механизма. Теоретические модели, несмотря на упрощения, дают ценные ориентиры для интерпретации реальных данных и оценки экономической политики.</w:t>
+        <w:t>Анализ рассматриваемых экономических категорий позволяет глубже понять логику рыночного механизма.</w:t>
       </w:r>
     </w:p>
     <w:p>
@@ -1470,7 +2655,7 @@
           <w:b w:val="0"/>
           <w:sz w:val="28"/>
         </w:rPr>
-        <w:t>Российская экономика характеризуется сочетанием рыночных институтов с сильной ролью государства. Это требует особого внимания к вопросам бюджетной устойчивости, инфляции и социальной защиты населения.</w:t>
+        <w:t>Российская экономика характеризуется сочетанием рыночных институтов с сильной ролью государства.</w:t>
       </w:r>
     </w:p>
     <w:p>
@@ -1485,7 +2670,7 @@
           <w:b w:val="0"/>
           <w:sz w:val="28"/>
         </w:rPr>
-        <w:t>Анализ рассматриваемых экономических категорий позволяет глубже понять логику рыночного механизма. Теоретические модели, несмотря на упрощения, дают ценные ориентиры для интерпретации реальных данных и оценки экономической политики.</w:t>
+        <w:t>Анализ рассматриваемых экономических категорий позволяет глубже понять логику рыночного механизма.</w:t>
       </w:r>
     </w:p>
     <w:p>
@@ -1500,7 +2685,7 @@
           <w:b w:val="0"/>
           <w:sz w:val="28"/>
         </w:rPr>
-        <w:t>Российская экономика характеризуется сочетанием рыночных институтов с сильной ролью государства. Это требует особого внимания к вопросам бюджетной устойчивости, инфляции и социальной защиты населения.</w:t>
+        <w:t>Российская экономика характеризуется сочетанием рыночных институтов с сильной ролью государства.</w:t>
       </w:r>
     </w:p>
     <w:p>
@@ -1515,7 +2700,7 @@
           <w:b w:val="0"/>
           <w:sz w:val="28"/>
         </w:rPr>
-        <w:t>Анализ рассматриваемых экономических категорий позволяет глубже понять логику рыночного механизма. Теоретические модели, несмотря на упрощения, дают ценные ориентиры для интерпретации реальных данных и оценки экономической политики.</w:t>
+        <w:t>Анализ рассматриваемых экономических категорий позволяет глубже понять логику рыночного механизма.</w:t>
       </w:r>
     </w:p>
     <w:p>
@@ -1530,7 +2715,7 @@
           <w:b w:val="0"/>
           <w:sz w:val="28"/>
         </w:rPr>
-        <w:t>Российская экономика характеризуется сочетанием рыночных институтов с сильной ролью государства. Это требует особого внимания к вопросам бюджетной устойчивости, инфляции и социальной защиты населения.</w:t>
+        <w:t>Российская экономика характеризуется сочетанием рыночных институтов с сильной ролью государства.</w:t>
       </w:r>
     </w:p>
     <w:p>
@@ -1545,7 +2730,7 @@
           <w:b w:val="0"/>
           <w:sz w:val="28"/>
         </w:rPr>
-        <w:t>Анализ рассматриваемых экономических категорий позволяет глубже понять логику рыночного механизма. Теоретические модели, несмотря на упрощения, дают ценные ориентиры для интерпретации реальных данных и оценки экономической политики.</w:t>
+        <w:t>Анализ рассматриваемых экономических категорий позволяет глубже понять логику рыночного механизма.</w:t>
       </w:r>
     </w:p>
     <w:p>
@@ -1560,7 +2745,7 @@
           <w:b w:val="0"/>
           <w:sz w:val="28"/>
         </w:rPr>
-        <w:t>Российская экономика характеризуется сочетанием рыночных институтов с сильной ролью государства. Это требует особого внимания к вопросам бюджетной устойчивости, инфляции и социальной защиты населения.</w:t>
+        <w:t>Российская экономика характеризуется сочетанием рыночных институтов с сильной ролью государства.</w:t>
       </w:r>
     </w:p>
     <w:p>
@@ -1575,37 +2760,7 @@
           <w:b w:val="0"/>
           <w:sz w:val="28"/>
         </w:rPr>
-        <w:t>Анализ рассматриваемых экономических категорий позволяет глубже понять логику рыночного механизма. Теоретические модели, несмотря на упрощения, дают ценные ориентиры для интерпретации реальных данных и оценки экономической политики.</w:t>
-      </w:r>
-    </w:p>
-    <w:p>
-      <w:pPr>
-        <w:spacing w:lineRule="auto" w:line="360" w:after="0"/>
-        <w:ind w:firstLine="709"/>
-        <w:jc w:val="both"/>
-      </w:pPr>
-      <w:r>
-        <w:rPr>
-          <w:rFonts w:ascii="Times New Roman" w:hAnsi="Times New Roman" w:eastAsia="Times New Roman"/>
-          <w:b w:val="0"/>
-          <w:sz w:val="28"/>
-        </w:rPr>
-        <w:t>Российская экономика характеризуется сочетанием рыночных институтов с сильной ролью государства. Это требует особого внимания к вопросам бюджетной устойчивости, инфляции и социальной защиты населения.</w:t>
-      </w:r>
-    </w:p>
-    <w:p>
-      <w:pPr>
-        <w:spacing w:lineRule="auto" w:line="360" w:after="0"/>
-        <w:ind w:firstLine="709"/>
-        <w:jc w:val="both"/>
-      </w:pPr>
-      <w:r>
-        <w:rPr>
-          <w:rFonts w:ascii="Times New Roman" w:hAnsi="Times New Roman" w:eastAsia="Times New Roman"/>
-          <w:b w:val="0"/>
-          <w:sz w:val="28"/>
-        </w:rPr>
-        <w:t>Анализ рассматриваемых экономических категорий позволяет глубже понять логику рыночного механизма. Теоретические модели, несмотря на упрощения, дают ценные ориентиры для интерпретации реальных данных и оценки экономической политики.</w:t>
+        <w:t>Анализ рассматриваемых экономических категорий позволяет глубже понять логику рыночного механизма.</w:t>
       </w:r>
     </w:p>
     <w:p>
@@ -1680,7 +2835,7 @@
           <w:b w:val="0"/>
           <w:sz w:val="28"/>
         </w:rPr>
-        <w:t>В условиях глобализации и цифровизации экономики традиционные представления о спросе, предложении и равновесии дополняются новыми факторами: электронной коммерцией, платформенными рынками, алгоритмическим ценообразованием.</w:t>
+        <w:t>В условиях глобализации экономики традиционные представления о спросе и предложении дополняются новыми факторами.</w:t>
       </w:r>
     </w:p>
     <w:p>
@@ -1695,7 +2850,7 @@
           <w:b w:val="0"/>
           <w:sz w:val="28"/>
         </w:rPr>
-        <w:t>Практическое применение экономического анализа находит отражение в деятельности предприятий, банков, государственных органов и международных организаций. Без понимания базовых закономерностей невозможно принимать обоснованные управленческие решения.</w:t>
+        <w:t>Практическое применение экономического анализа находит отражение в деятельности предприятий и государственных органов.</w:t>
       </w:r>
     </w:p>
     <w:p>
@@ -1710,7 +2865,7 @@
           <w:b w:val="0"/>
           <w:sz w:val="28"/>
         </w:rPr>
-        <w:t>В условиях глобализации и цифровизации экономики традиционные представления о спросе, предложении и равновесии дополняются новыми факторами: электронной коммерцией, платформенными рынками, алгоритмическим ценообразованием.</w:t>
+        <w:t>В условиях глобализации экономики традиционные представления о спросе и предложении дополняются новыми факторами.</w:t>
       </w:r>
     </w:p>
     <w:p>
@@ -1725,7 +2880,7 @@
           <w:b w:val="0"/>
           <w:sz w:val="28"/>
         </w:rPr>
-        <w:t>Практическое применение экономического анализа находит отражение в деятельности предприятий, банков, государственных органов и международных организаций. Без понимания базовых закономерностей невозможно принимать обоснованные управленческие решения.</w:t>
+        <w:t>Практическое применение экономического анализа находит отражение в деятельности предприятий и государственных органов.</w:t>
       </w:r>
     </w:p>
     <w:p>
@@ -1740,7 +2895,7 @@
           <w:b w:val="0"/>
           <w:sz w:val="28"/>
         </w:rPr>
-        <w:t>В условиях глобализации и цифровизации экономики традиционные представления о спросе, предложении и равновесии дополняются новыми факторами: электронной коммерцией, платформенными рынками, алгоритмическим ценообразованием.</w:t>
+        <w:t>В условиях глобализации экономики традиционные представления о спросе и предложении дополняются новыми факторами.</w:t>
       </w:r>
     </w:p>
     <w:p>
@@ -1755,7 +2910,7 @@
           <w:b w:val="0"/>
           <w:sz w:val="28"/>
         </w:rPr>
-        <w:t>Практическое применение экономического анализа находит отражение в деятельности предприятий, банков, государственных органов и международных организаций. Без понимания базовых закономерностей невозможно принимать обоснованные управленческие решения.</w:t>
+        <w:t>Практическое применение экономического анализа находит отражение в деятельности предприятий и государственных органов.</w:t>
       </w:r>
     </w:p>
     <w:p>
@@ -1770,7 +2925,7 @@
           <w:b w:val="0"/>
           <w:sz w:val="28"/>
         </w:rPr>
-        <w:t>В условиях глобализации и цифровизации экономики традиционные представления о спросе, предложении и равновесии дополняются новыми факторами: электронной коммерцией, платформенными рынками, алгоритмическим ценообразованием.</w:t>
+        <w:t>В условиях глобализации экономики традиционные представления о спросе и предложении дополняются новыми факторами.</w:t>
       </w:r>
     </w:p>
     <w:p>
@@ -1785,7 +2940,7 @@
           <w:b w:val="0"/>
           <w:sz w:val="28"/>
         </w:rPr>
-        <w:t>Практическое применение экономического анализа находит отражение в деятельности предприятий, банков, государственных органов и международных организаций. Без понимания базовых закономерностей невозможно принимать обоснованные управленческие решения.</w:t>
+        <w:t>Практическое применение экономического анализа находит отражение в деятельности предприятий и государственных органов.</w:t>
       </w:r>
     </w:p>
     <w:p>
@@ -1800,7 +2955,7 @@
           <w:b w:val="0"/>
           <w:sz w:val="28"/>
         </w:rPr>
-        <w:t>В условиях глобализации и цифровизации экономики традиционные представления о спросе, предложении и равновесии дополняются новыми факторами: электронной коммерцией, платформенными рынками, алгоритмическим ценообразованием.</w:t>
+        <w:t>В условиях глобализации экономики традиционные представления о спросе и предложении дополняются новыми факторами.</w:t>
       </w:r>
     </w:p>
     <w:p>
@@ -1815,7 +2970,262 @@
           <w:b w:val="0"/>
           <w:sz w:val="28"/>
         </w:rPr>
-        <w:t>Практическое применение экономического анализа находит отражение в деятельности предприятий, банков, государственных органов и международных организаций. Без понимания базовых закономерностей невозможно принимать обоснованные управленческие решения.</w:t>
+        <w:t>Практическое применение экономического анализа находит отражение в деятельности предприятий и государственных органов.</w:t>
+      </w:r>
+    </w:p>
+    <w:p>
+      <w:pPr>
+        <w:spacing w:lineRule="auto" w:line="360" w:after="0"/>
+        <w:ind w:firstLine="709"/>
+        <w:jc w:val="both"/>
+      </w:pPr>
+      <w:r>
+        <w:rPr>
+          <w:rFonts w:ascii="Times New Roman" w:hAnsi="Times New Roman" w:eastAsia="Times New Roman"/>
+          <w:b w:val="0"/>
+          <w:sz w:val="28"/>
+        </w:rPr>
+        <w:t>В условиях глобализации экономики традиционные представления о спросе и предложении дополняются новыми факторами.</w:t>
+      </w:r>
+    </w:p>
+    <w:p>
+      <w:pPr>
+        <w:spacing w:lineRule="auto" w:line="360" w:after="0"/>
+        <w:ind w:firstLine="709"/>
+        <w:jc w:val="both"/>
+      </w:pPr>
+      <w:r>
+        <w:rPr>
+          <w:rFonts w:ascii="Times New Roman" w:hAnsi="Times New Roman" w:eastAsia="Times New Roman"/>
+          <w:b w:val="0"/>
+          <w:sz w:val="28"/>
+        </w:rPr>
+        <w:t>Практическое применение экономического анализа находит отражение в деятельности предприятий и государственных органов.</w:t>
+      </w:r>
+    </w:p>
+    <w:p>
+      <w:pPr>
+        <w:spacing w:lineRule="auto" w:line="360" w:after="0"/>
+        <w:ind w:firstLine="709"/>
+        <w:jc w:val="both"/>
+      </w:pPr>
+      <w:r>
+        <w:rPr>
+          <w:rFonts w:ascii="Times New Roman" w:hAnsi="Times New Roman" w:eastAsia="Times New Roman"/>
+          <w:b w:val="0"/>
+          <w:sz w:val="28"/>
+        </w:rPr>
+        <w:t>В условиях глобализации экономики традиционные представления о спросе и предложении дополняются новыми факторами.</w:t>
+      </w:r>
+    </w:p>
+    <w:p>
+      <w:pPr>
+        <w:spacing w:lineRule="auto" w:line="360" w:after="0"/>
+        <w:ind w:firstLine="709"/>
+        <w:jc w:val="both"/>
+      </w:pPr>
+      <w:r>
+        <w:rPr>
+          <w:rFonts w:ascii="Times New Roman" w:hAnsi="Times New Roman" w:eastAsia="Times New Roman"/>
+          <w:b w:val="0"/>
+          <w:sz w:val="28"/>
+        </w:rPr>
+        <w:t>Практическое применение экономического анализа находит отражение в деятельности предприятий и государственных органов.</w:t>
+      </w:r>
+    </w:p>
+    <w:p>
+      <w:pPr>
+        <w:spacing w:lineRule="auto" w:line="360" w:after="0"/>
+        <w:ind w:firstLine="709"/>
+        <w:jc w:val="both"/>
+      </w:pPr>
+      <w:r>
+        <w:rPr>
+          <w:rFonts w:ascii="Times New Roman" w:hAnsi="Times New Roman" w:eastAsia="Times New Roman"/>
+          <w:b w:val="0"/>
+          <w:sz w:val="28"/>
+        </w:rPr>
+        <w:t>В условиях глобализации экономики традиционные представления о спросе и предложении дополняются новыми факторами.</w:t>
+      </w:r>
+    </w:p>
+    <w:p>
+      <w:pPr>
+        <w:spacing w:lineRule="auto" w:line="360" w:after="0"/>
+        <w:ind w:firstLine="709"/>
+        <w:jc w:val="both"/>
+      </w:pPr>
+      <w:r>
+        <w:rPr>
+          <w:rFonts w:ascii="Times New Roman" w:hAnsi="Times New Roman" w:eastAsia="Times New Roman"/>
+          <w:b w:val="0"/>
+          <w:sz w:val="28"/>
+        </w:rPr>
+        <w:t>Практическое применение экономического анализа находит отражение в деятельности предприятий и государственных органов.</w:t>
+      </w:r>
+    </w:p>
+    <w:p>
+      <w:pPr>
+        <w:spacing w:lineRule="auto" w:line="360" w:after="0"/>
+        <w:ind w:firstLine="709"/>
+        <w:jc w:val="both"/>
+      </w:pPr>
+      <w:r>
+        <w:rPr>
+          <w:rFonts w:ascii="Times New Roman" w:hAnsi="Times New Roman" w:eastAsia="Times New Roman"/>
+          <w:b w:val="0"/>
+          <w:sz w:val="28"/>
+        </w:rPr>
+        <w:t>В условиях глобализации экономики традиционные представления о спросе и предложении дополняются новыми факторами.</w:t>
+      </w:r>
+    </w:p>
+    <w:p>
+      <w:pPr>
+        <w:spacing w:lineRule="auto" w:line="360" w:after="0"/>
+        <w:ind w:firstLine="709"/>
+        <w:jc w:val="both"/>
+      </w:pPr>
+      <w:r>
+        <w:rPr>
+          <w:rFonts w:ascii="Times New Roman" w:hAnsi="Times New Roman" w:eastAsia="Times New Roman"/>
+          <w:b w:val="0"/>
+          <w:sz w:val="28"/>
+        </w:rPr>
+        <w:t>Практическое применение экономического анализа находит отражение в деятельности предприятий и государственных органов.</w:t>
+      </w:r>
+    </w:p>
+    <w:p>
+      <w:pPr>
+        <w:spacing w:lineRule="auto" w:line="360" w:after="0"/>
+        <w:ind w:firstLine="709"/>
+        <w:jc w:val="both"/>
+      </w:pPr>
+      <w:r>
+        <w:rPr>
+          <w:rFonts w:ascii="Times New Roman" w:hAnsi="Times New Roman" w:eastAsia="Times New Roman"/>
+          <w:b w:val="0"/>
+          <w:sz w:val="28"/>
+        </w:rPr>
+        <w:t>В условиях глобализации экономики традиционные представления о спросе и предложении дополняются новыми факторами.</w:t>
+      </w:r>
+    </w:p>
+    <w:p>
+      <w:pPr>
+        <w:spacing w:lineRule="auto" w:line="360" w:after="0"/>
+        <w:ind w:firstLine="709"/>
+        <w:jc w:val="both"/>
+      </w:pPr>
+      <w:r>
+        <w:rPr>
+          <w:rFonts w:ascii="Times New Roman" w:hAnsi="Times New Roman" w:eastAsia="Times New Roman"/>
+          <w:b w:val="0"/>
+          <w:sz w:val="28"/>
+        </w:rPr>
+        <w:t>Практическое применение экономического анализа находит отражение в деятельности предприятий и государственных органов.</w:t>
+      </w:r>
+    </w:p>
+    <w:p>
+      <w:pPr>
+        <w:spacing w:lineRule="auto" w:line="360" w:after="0"/>
+        <w:ind w:firstLine="709"/>
+        <w:jc w:val="both"/>
+      </w:pPr>
+      <w:r>
+        <w:rPr>
+          <w:rFonts w:ascii="Times New Roman" w:hAnsi="Times New Roman" w:eastAsia="Times New Roman"/>
+          <w:b w:val="0"/>
+          <w:sz w:val="28"/>
+        </w:rPr>
+        <w:t>В условиях глобализации экономики традиционные представления о спросе и предложении дополняются новыми факторами.</w:t>
+      </w:r>
+    </w:p>
+    <w:p>
+      <w:pPr>
+        <w:spacing w:lineRule="auto" w:line="360" w:after="0"/>
+        <w:ind w:firstLine="709"/>
+        <w:jc w:val="both"/>
+      </w:pPr>
+      <w:r>
+        <w:rPr>
+          <w:rFonts w:ascii="Times New Roman" w:hAnsi="Times New Roman" w:eastAsia="Times New Roman"/>
+          <w:b w:val="0"/>
+          <w:sz w:val="28"/>
+        </w:rPr>
+        <w:t>Практическое применение экономического анализа находит отражение в деятельности предприятий и государственных органов.</w:t>
+      </w:r>
+    </w:p>
+    <w:p>
+      <w:pPr>
+        <w:spacing w:lineRule="auto" w:line="360" w:after="0"/>
+        <w:ind w:firstLine="709"/>
+        <w:jc w:val="both"/>
+      </w:pPr>
+      <w:r>
+        <w:rPr>
+          <w:rFonts w:ascii="Times New Roman" w:hAnsi="Times New Roman" w:eastAsia="Times New Roman"/>
+          <w:b w:val="0"/>
+          <w:sz w:val="28"/>
+        </w:rPr>
+        <w:t>В условиях глобализации экономики традиционные представления о спросе и предложении дополняются новыми факторами.</w:t>
+      </w:r>
+    </w:p>
+    <w:p>
+      <w:pPr>
+        <w:spacing w:lineRule="auto" w:line="360" w:after="0"/>
+        <w:ind w:firstLine="709"/>
+        <w:jc w:val="both"/>
+      </w:pPr>
+      <w:r>
+        <w:rPr>
+          <w:rFonts w:ascii="Times New Roman" w:hAnsi="Times New Roman" w:eastAsia="Times New Roman"/>
+          <w:b w:val="0"/>
+          <w:sz w:val="28"/>
+        </w:rPr>
+        <w:t>Практическое применение экономического анализа находит отражение в деятельности предприятий и государственных органов.</w:t>
+      </w:r>
+    </w:p>
+    <w:p>
+      <w:pPr>
+        <w:spacing w:lineRule="auto" w:line="360" w:after="0"/>
+        <w:ind w:firstLine="709"/>
+        <w:jc w:val="both"/>
+      </w:pPr>
+      <w:r>
+        <w:rPr>
+          <w:rFonts w:ascii="Times New Roman" w:hAnsi="Times New Roman" w:eastAsia="Times New Roman"/>
+          <w:b w:val="0"/>
+          <w:sz w:val="28"/>
+        </w:rPr>
+        <w:t>В условиях глобализации экономики традиционные представления о спросе и предложении дополняются новыми факторами.</w:t>
+      </w:r>
+    </w:p>
+    <w:p>
+      <w:pPr>
+        <w:spacing w:lineRule="auto" w:line="360" w:after="0"/>
+        <w:ind w:firstLine="709"/>
+        <w:jc w:val="both"/>
+      </w:pPr>
+      <w:r>
+        <w:rPr>
+          <w:rFonts w:ascii="Times New Roman" w:hAnsi="Times New Roman" w:eastAsia="Times New Roman"/>
+          <w:b w:val="0"/>
+          <w:sz w:val="28"/>
+        </w:rPr>
+        <w:t>Практическое применение экономического анализа находит отражение в деятельности предприятий и государственных органов.</w:t>
+      </w:r>
+    </w:p>
+    <w:p>
+      <w:pPr>
+        <w:spacing w:lineRule="auto" w:line="360" w:after="0"/>
+        <w:ind w:firstLine="709"/>
+        <w:jc w:val="both"/>
+      </w:pPr>
+      <w:r>
+        <w:rPr>
+          <w:rFonts w:ascii="Times New Roman" w:hAnsi="Times New Roman" w:eastAsia="Times New Roman"/>
+          <w:b w:val="0"/>
+          <w:sz w:val="28"/>
+        </w:rPr>
+        <w:t>В условиях глобализации экономики традиционные представления о спросе и предложении дополняются новыми факторами.</w:t>
       </w:r>
     </w:p>
     <w:p>
